--- a/Dailys/Proyecto final tesis.docx
+++ b/Dailys/Proyecto final tesis.docx
@@ -263,6 +263,7 @@
       <w:r>
         <w:rPr>
           <w:b w:val="1"/>
+          <w:bCs w:val="1"/>
           <w:rtl w:val="0"/>
         </w:rPr>
         <w:t xml:space="preserve">Adrian Hidalgo:</w:t>
@@ -279,6 +280,7 @@
       <w:r>
         <w:rPr>
           <w:b w:val="1"/>
+          <w:bCs w:val="1"/>
           <w:rtl w:val="0"/>
         </w:rPr>
         <w:t xml:space="preserve">Franco Quaremba:</w:t>
@@ -292,6 +294,7 @@
       <w:r>
         <w:rPr>
           <w:b w:val="1"/>
+          <w:bCs w:val="1"/>
           <w:rtl w:val="0"/>
         </w:rPr>
         <w:t xml:space="preserve">Información </w:t>
@@ -315,6 +318,7 @@
       <w:r>
         <w:rPr>
           <w:b w:val="1"/>
+          <w:bCs w:val="1"/>
           <w:rtl w:val="0"/>
         </w:rPr>
         <w:t xml:space="preserve">Lukas Gonzales: </w:t>
@@ -328,6 +332,7 @@
       <w:r>
         <w:rPr>
           <w:b w:val="1"/>
+          <w:bCs w:val="1"/>
           <w:rtl w:val="0"/>
         </w:rPr>
         <w:t xml:space="preserve">Mapa visual </w:t>
@@ -341,6 +346,7 @@
       <w:r>
         <w:rPr>
           <w:b w:val="1"/>
+          <w:bCs w:val="1"/>
           <w:rtl w:val="0"/>
         </w:rPr>
         <w:t xml:space="preserve">Chasis del Código</w:t>
@@ -369,6 +375,7 @@
       <w:r>
         <w:rPr>
           <w:b w:val="1"/>
+          <w:bCs w:val="1"/>
           <w:rtl w:val="0"/>
         </w:rPr>
         <w:t xml:space="preserve">Rodrigo Acevedo:</w:t>
@@ -382,6 +389,7 @@
       <w:r>
         <w:rPr>
           <w:b w:val="1"/>
+          <w:bCs w:val="1"/>
           <w:rtl w:val="0"/>
         </w:rPr>
         <w:t xml:space="preserve">interfaz de usuario de la página web. </w:t>
@@ -398,6 +406,7 @@
       <w:r>
         <w:rPr>
           <w:b w:val="1"/>
+          <w:bCs w:val="1"/>
           <w:rtl w:val="0"/>
         </w:rPr>
         <w:br w:type="textWrapping"/>
@@ -419,6 +428,7 @@
       <w:r>
         <w:rPr>
           <w:b w:val="1"/>
+          <w:bCs w:val="1"/>
           <w:u w:val="single"/>
           <w:rtl w:val="0"/>
         </w:rPr>
@@ -433,6 +443,7 @@
       <w:r>
         <w:rPr>
           <w:b w:val="1"/>
+          <w:bCs w:val="1"/>
           <w:rtl w:val="0"/>
         </w:rPr>
         <w:t xml:space="preserve">Raul Martinez</w:t>
@@ -486,6 +497,7 @@
       <w:r>
         <w:rPr>
           <w:b w:val="1"/>
+          <w:bCs w:val="1"/>
           <w:rtl w:val="0"/>
         </w:rPr>
         <w:t xml:space="preserve">Franco Quaremba</w:t>
@@ -499,6 +511,7 @@
       <w:r>
         <w:rPr>
           <w:b w:val="1"/>
+          <w:bCs w:val="1"/>
           <w:rtl w:val="0"/>
         </w:rPr>
         <w:t xml:space="preserve">Adrián Hidalgo</w:t>
@@ -510,7 +523,7 @@
         <w:t xml:space="preserve"> quien contribuyó activamente en el análisis del problema y en la implementación de la solución correspondiente. A partir de esta intervención el repositorio quedó funcional y accesible para todo el equipo</w:t>
         <w:br w:type="textWrapping"/>
         <w:br w:type="textWrapping"/>
-        <w:t xml:space="preserve">Mas haya de todo esto, no hemos hecho mucho hoy, porque tuvimos clases de redes y algún que otro inconveniente con los miembros del grupo, ya para el dia “3/9/25” </w:t>
+        <w:t xml:space="preserve">Mas haya de todo esto, no hemos hecho mucho hoy, porque tuvimos clases de redes y algún que otro inconveniente con los miembros del grupo, ya para el día “3/9/25” </w:t>
       </w:r>
       <w:r>
         <w:rPr>
@@ -583,6 +596,7 @@
         <w:rPr>
           <w:rFonts w:ascii="Caveat" w:cs="Caveat" w:eastAsia="Caveat" w:hAnsi="Caveat"/>
           <w:b w:val="1"/>
+          <w:bCs w:val="1"/>
           <w:sz w:val="48"/>
           <w:szCs w:val="48"/>
         </w:rPr>
@@ -608,6 +622,7 @@
         <w:rPr>
           <w:rFonts w:ascii="Caveat" w:cs="Caveat" w:eastAsia="Caveat" w:hAnsi="Caveat"/>
           <w:b w:val="1"/>
+          <w:bCs w:val="1"/>
           <w:sz w:val="48"/>
           <w:szCs w:val="48"/>
           <w:rtl w:val="0"/>
@@ -629,6 +644,7 @@
       <w:r>
         <w:rPr>
           <w:b w:val="1"/>
+          <w:bCs w:val="1"/>
           <w:rtl w:val="0"/>
         </w:rPr>
         <w:t xml:space="preserve">Adrián Hidalgo</w:t>
@@ -666,6 +682,7 @@
       <w:r>
         <w:rPr>
           <w:b w:val="1"/>
+          <w:bCs w:val="1"/>
           <w:rtl w:val="0"/>
         </w:rPr>
         <w:t xml:space="preserve">Lukas González</w:t>
@@ -691,6 +708,7 @@
       <w:r>
         <w:rPr>
           <w:b w:val="1"/>
+          <w:bCs w:val="1"/>
           <w:rtl w:val="0"/>
         </w:rPr>
         <w:t xml:space="preserve">Raúl Martínez</w:t>
@@ -710,6 +728,7 @@
       <w:r>
         <w:rPr>
           <w:b w:val="1"/>
+          <w:bCs w:val="1"/>
           <w:rtl w:val="0"/>
         </w:rPr>
         <w:t xml:space="preserve">Rodrigo Acevedo</w:t>
@@ -723,6 +742,7 @@
       <w:r>
         <w:rPr>
           <w:b w:val="1"/>
+          <w:bCs w:val="1"/>
           <w:rtl w:val="0"/>
         </w:rPr>
         <w:t xml:space="preserve"> Franco Quaremba</w:t>
@@ -789,6 +809,7 @@
         <w:rPr>
           <w:rFonts w:ascii="Caveat" w:cs="Caveat" w:eastAsia="Caveat" w:hAnsi="Caveat"/>
           <w:b w:val="1"/>
+          <w:bCs w:val="1"/>
           <w:sz w:val="48"/>
           <w:szCs w:val="48"/>
           <w:rtl w:val="0"/>
@@ -814,6 +835,7 @@
       <w:r>
         <w:rPr>
           <w:b w:val="1"/>
+          <w:bCs w:val="1"/>
           <w:color w:val="ff9900"/>
           <w:rtl w:val="0"/>
         </w:rPr>
@@ -864,6 +886,7 @@
       <w:r>
         <w:rPr>
           <w:b w:val="1"/>
+          <w:bCs w:val="1"/>
           <w:rtl w:val="0"/>
         </w:rPr>
         <w:t xml:space="preserve">Mayúsculas, Números, Símbolos, Etc.  </w:t>
@@ -931,6 +954,7 @@
       <w:r>
         <w:rPr>
           <w:b w:val="1"/>
+          <w:bCs w:val="1"/>
           <w:rtl w:val="0"/>
         </w:rPr>
         <w:t xml:space="preserve">Socket.io</w:t>
@@ -1053,6 +1077,7 @@
         <w:rPr>
           <w:rFonts w:ascii="Caveat" w:cs="Caveat" w:eastAsia="Caveat" w:hAnsi="Caveat"/>
           <w:b w:val="1"/>
+          <w:bCs w:val="1"/>
           <w:sz w:val="48"/>
           <w:szCs w:val="48"/>
         </w:rPr>
@@ -1079,6 +1104,7 @@
         <w:rPr>
           <w:rFonts w:ascii="Caveat" w:cs="Caveat" w:eastAsia="Caveat" w:hAnsi="Caveat"/>
           <w:b w:val="1"/>
+          <w:bCs w:val="1"/>
           <w:sz w:val="48"/>
           <w:szCs w:val="48"/>
           <w:rtl w:val="0"/>
@@ -1090,11 +1116,13 @@
       <w:pPr>
         <w:rPr>
           <w:b w:val="1"/>
-        </w:rPr>
-      </w:pPr>
-      <w:r>
-        <w:rPr>
-          <w:b w:val="1"/>
+          <w:bCs w:val="1"/>
+        </w:rPr>
+      </w:pPr>
+      <w:r>
+        <w:rPr>
+          <w:b w:val="1"/>
+          <w:bCs w:val="1"/>
           <w:rtl w:val="0"/>
         </w:rPr>
         <w:t xml:space="preserve">Este dia va recapitular lo que paso tambien el 8/9/25 y lo que haremos hoy.</w:t>
@@ -1137,6 +1165,7 @@
       <w:r>
         <w:rPr>
           <w:b w:val="1"/>
+          <w:bCs w:val="1"/>
           <w:rtl w:val="0"/>
         </w:rPr>
         <w:t xml:space="preserve">Adrián Hidalgo </w:t>
@@ -1150,6 +1179,7 @@
       <w:r>
         <w:rPr>
           <w:b w:val="1"/>
+          <w:bCs w:val="1"/>
           <w:rtl w:val="0"/>
         </w:rPr>
         <w:t xml:space="preserve"> Rodrigo Acevedo</w:t>
@@ -1176,6 +1206,7 @@
       <w:r>
         <w:rPr>
           <w:b w:val="1"/>
+          <w:bCs w:val="1"/>
           <w:rtl w:val="0"/>
         </w:rPr>
         <w:t xml:space="preserve">Adrián Hidalgo</w:t>
@@ -1218,6 +1249,7 @@
       <w:r>
         <w:rPr>
           <w:b w:val="1"/>
+          <w:bCs w:val="1"/>
           <w:rtl w:val="0"/>
         </w:rPr>
         <w:t xml:space="preserve">Adrian Hidalgo:</w:t>
@@ -1233,6 +1265,7 @@
       <w:r>
         <w:rPr>
           <w:b w:val="1"/>
+          <w:bCs w:val="1"/>
           <w:rtl w:val="0"/>
         </w:rPr>
         <w:t xml:space="preserve">Franco Quaremba</w:t>
@@ -1248,6 +1281,7 @@
       <w:r>
         <w:rPr>
           <w:b w:val="1"/>
+          <w:bCs w:val="1"/>
           <w:rtl w:val="0"/>
         </w:rPr>
         <w:t xml:space="preserve">Rodrigo Acevedo:</w:t>
@@ -1263,6 +1297,7 @@
       <w:r>
         <w:rPr>
           <w:b w:val="1"/>
+          <w:bCs w:val="1"/>
           <w:rtl w:val="0"/>
         </w:rPr>
         <w:t xml:space="preserve">Lukas Gonzales:</w:t>
@@ -1278,6 +1313,7 @@
       <w:r>
         <w:rPr>
           <w:b w:val="1"/>
+          <w:bCs w:val="1"/>
           <w:rtl w:val="0"/>
         </w:rPr>
         <w:t xml:space="preserve">Raul Martinez:</w:t>
@@ -1362,6 +1398,7 @@
       <w:r>
         <w:rPr>
           <w:b w:val="1"/>
+          <w:bCs w:val="1"/>
           <w:rtl w:val="0"/>
         </w:rPr>
         <w:t xml:space="preserve">Franco Quaremba</w:t>
@@ -1381,6 +1418,7 @@
       <w:r>
         <w:rPr>
           <w:b w:val="1"/>
+          <w:bCs w:val="1"/>
           <w:rtl w:val="0"/>
         </w:rPr>
         <w:t xml:space="preserve">Rodrigo</w:t>
@@ -1400,6 +1438,7 @@
       <w:r>
         <w:rPr>
           <w:b w:val="1"/>
+          <w:bCs w:val="1"/>
           <w:rtl w:val="0"/>
         </w:rPr>
         <w:t xml:space="preserve">Lukas Gonzales</w:t>
@@ -1448,6 +1487,7 @@
       <w:r>
         <w:rPr>
           <w:b w:val="1"/>
+          <w:bCs w:val="1"/>
           <w:rtl w:val="0"/>
         </w:rPr>
         <w:t xml:space="preserve">Raúl Martínez</w:t>
@@ -1467,6 +1507,7 @@
       <w:r>
         <w:rPr>
           <w:b w:val="1"/>
+          <w:bCs w:val="1"/>
           <w:rtl w:val="0"/>
         </w:rPr>
         <w:t xml:space="preserve">Adrián Hidalgo</w:t>
@@ -1512,6 +1553,7 @@
       <w:r>
         <w:rPr>
           <w:b w:val="1"/>
+          <w:bCs w:val="1"/>
           <w:rtl w:val="0"/>
         </w:rPr>
         <w:t xml:space="preserve">Lukas Gonzales</w:t>
@@ -1528,11 +1570,13 @@
         <w:spacing w:after="240" w:before="240" w:lineRule="auto"/>
         <w:rPr>
           <w:b w:val="1"/>
-        </w:rPr>
-      </w:pPr>
-      <w:r>
-        <w:rPr>
-          <w:b w:val="1"/>
+          <w:bCs w:val="1"/>
+        </w:rPr>
+      </w:pPr>
+      <w:r>
+        <w:rPr>
+          <w:b w:val="1"/>
+          <w:bCs w:val="1"/>
           <w:rtl w:val="0"/>
         </w:rPr>
         <w:t xml:space="preserve">Modelo 3D en Minecraft</w:t>
@@ -1555,11 +1599,13 @@
         <w:spacing w:after="240" w:before="240" w:lineRule="auto"/>
         <w:rPr>
           <w:b w:val="1"/>
-        </w:rPr>
-      </w:pPr>
-      <w:r>
-        <w:rPr>
-          <w:b w:val="1"/>
+          <w:bCs w:val="1"/>
+        </w:rPr>
+      </w:pPr>
+      <w:r>
+        <w:rPr>
+          <w:b w:val="1"/>
+          <w:bCs w:val="1"/>
           <w:rtl w:val="0"/>
         </w:rPr>
         <w:t xml:space="preserve">Mejoras en el Diseño del Chat de Lukas Gonzales</w:t>
@@ -1657,6 +1703,7 @@
         <w:rPr>
           <w:rFonts w:ascii="Caveat" w:cs="Caveat" w:eastAsia="Caveat" w:hAnsi="Caveat"/>
           <w:b w:val="1"/>
+          <w:bCs w:val="1"/>
           <w:sz w:val="46"/>
           <w:szCs w:val="46"/>
           <w:rtl w:val="0"/>
@@ -1674,6 +1721,7 @@
         <w:rPr>
           <w:rFonts w:ascii="Caveat" w:cs="Caveat" w:eastAsia="Caveat" w:hAnsi="Caveat"/>
           <w:b w:val="1"/>
+          <w:bCs w:val="1"/>
           <w:sz w:val="46"/>
           <w:szCs w:val="46"/>
           <w:rtl w:val="0"/>
@@ -1712,6 +1760,7 @@
       <w:r>
         <w:rPr>
           <w:b w:val="1"/>
+          <w:bCs w:val="1"/>
           <w:rtl w:val="0"/>
         </w:rPr>
         <w:t xml:space="preserve">Adrián Hidalgo</w:t>
@@ -1725,6 +1774,7 @@
       <w:r>
         <w:rPr>
           <w:b w:val="1"/>
+          <w:bCs w:val="1"/>
           <w:rtl w:val="0"/>
         </w:rPr>
         <w:t xml:space="preserve">Lukas Gonzales</w:t>
@@ -1750,6 +1800,7 @@
       <w:r>
         <w:rPr>
           <w:b w:val="1"/>
+          <w:bCs w:val="1"/>
           <w:rtl w:val="0"/>
         </w:rPr>
         <w:t xml:space="preserve">Adrián Hidalgo</w:t>
@@ -1775,6 +1826,7 @@
       <w:r>
         <w:rPr>
           <w:b w:val="1"/>
+          <w:bCs w:val="1"/>
           <w:rtl w:val="0"/>
         </w:rPr>
         <w:t xml:space="preserve">Franco Quaremba</w:t>
@@ -1800,6 +1852,7 @@
       <w:r>
         <w:rPr>
           <w:b w:val="1"/>
+          <w:bCs w:val="1"/>
           <w:rtl w:val="0"/>
         </w:rPr>
         <w:t xml:space="preserve">Rodrigo Acevedo</w:t>
@@ -1849,6 +1902,7 @@
       <w:r>
         <w:rPr>
           <w:b w:val="1"/>
+          <w:bCs w:val="1"/>
           <w:rtl w:val="0"/>
         </w:rPr>
         <w:t xml:space="preserve">Adrián Hidalgo</w:t>
@@ -1891,6 +1945,7 @@
       <w:r>
         <w:rPr>
           <w:b w:val="1"/>
+          <w:bCs w:val="1"/>
           <w:rtl w:val="0"/>
         </w:rPr>
         <w:t xml:space="preserve">finalizar tanto el modelo 3D como el modelo 2D</w:t>
@@ -1904,6 +1959,7 @@
       <w:r>
         <w:rPr>
           <w:b w:val="1"/>
+          <w:bCs w:val="1"/>
           <w:rtl w:val="0"/>
         </w:rPr>
         <w:t xml:space="preserve">iniciamos el desarrollo de la base de datos</w:t>
@@ -1917,6 +1973,7 @@
       <w:r>
         <w:rPr>
           <w:b w:val="1"/>
+          <w:bCs w:val="1"/>
           <w:rtl w:val="0"/>
         </w:rPr>
         <w:t xml:space="preserve">Adrián Hidalgo</w:t>
@@ -1930,6 +1987,7 @@
       <w:r>
         <w:rPr>
           <w:b w:val="1"/>
+          <w:bCs w:val="1"/>
           <w:rtl w:val="0"/>
         </w:rPr>
         <w:t xml:space="preserve">modelo 2D</w:t>
@@ -1955,6 +2013,7 @@
       <w:r>
         <w:rPr>
           <w:b w:val="1"/>
+          <w:bCs w:val="1"/>
           <w:rtl w:val="0"/>
         </w:rPr>
         <w:t xml:space="preserve">comenzando con el diseño del diagrama de base de datos</w:t>
@@ -1980,6 +2039,7 @@
       <w:r>
         <w:rPr>
           <w:b w:val="1"/>
+          <w:bCs w:val="1"/>
           <w:rtl w:val="0"/>
         </w:rPr>
         <w:t xml:space="preserve">Lukas González</w:t>
@@ -1993,6 +2053,7 @@
       <w:r>
         <w:rPr>
           <w:b w:val="1"/>
+          <w:bCs w:val="1"/>
           <w:rtl w:val="0"/>
         </w:rPr>
         <w:t xml:space="preserve">desarrollo del backend</w:t>
@@ -2006,6 +2067,7 @@
       <w:r>
         <w:rPr>
           <w:b w:val="1"/>
+          <w:bCs w:val="1"/>
           <w:rtl w:val="0"/>
         </w:rPr>
         <w:t xml:space="preserve">Packet Tracer</w:t>
@@ -2025,6 +2087,7 @@
       <w:r>
         <w:rPr>
           <w:b w:val="1"/>
+          <w:bCs w:val="1"/>
           <w:rtl w:val="0"/>
         </w:rPr>
         <w:t xml:space="preserve">Quaremba</w:t>
@@ -2038,6 +2101,7 @@
       <w:r>
         <w:rPr>
           <w:b w:val="1"/>
+          <w:bCs w:val="1"/>
           <w:rtl w:val="0"/>
         </w:rPr>
         <w:t xml:space="preserve">cálculos de los materiales</w:t>
@@ -2051,6 +2115,7 @@
       <w:r>
         <w:rPr>
           <w:b w:val="1"/>
+          <w:bCs w:val="1"/>
           <w:rtl w:val="0"/>
         </w:rPr>
         <w:t xml:space="preserve">modelo 2D a partir del modelo 3D</w:t>
@@ -2064,6 +2129,7 @@
       <w:r>
         <w:rPr>
           <w:b w:val="1"/>
+          <w:bCs w:val="1"/>
           <w:rtl w:val="0"/>
         </w:rPr>
         <w:t xml:space="preserve">Adrián Hidalgo</w:t>
@@ -2083,6 +2149,7 @@
       <w:r>
         <w:rPr>
           <w:b w:val="1"/>
+          <w:bCs w:val="1"/>
           <w:rtl w:val="0"/>
         </w:rPr>
         <w:t xml:space="preserve">Rodrigo Acevedo</w:t>
@@ -2096,6 +2163,7 @@
       <w:r>
         <w:rPr>
           <w:b w:val="1"/>
+          <w:bCs w:val="1"/>
           <w:rtl w:val="0"/>
         </w:rPr>
         <w:t xml:space="preserve">realización del modelo 2D</w:t>
@@ -2121,6 +2189,7 @@
       <w:r>
         <w:rPr>
           <w:b w:val="1"/>
+          <w:bCs w:val="1"/>
           <w:rtl w:val="0"/>
         </w:rPr>
         <w:t xml:space="preserve">Raúl Martínez</w:t>
@@ -2134,6 +2203,7 @@
       <w:r>
         <w:rPr>
           <w:b w:val="1"/>
+          <w:bCs w:val="1"/>
           <w:rtl w:val="0"/>
         </w:rPr>
         <w:t xml:space="preserve">no ha presentado actividad colaborativa</w:t>
@@ -2340,6 +2410,7 @@
     </w:pPr>
     <w:rPr>
       <w:b w:val="0"/>
+      <w:bCs w:val="0"/>
       <w:sz w:val="32"/>
       <w:szCs w:val="32"/>
     </w:rPr>
@@ -2356,6 +2427,7 @@
     </w:pPr>
     <w:rPr>
       <w:b w:val="0"/>
+      <w:bCs w:val="0"/>
       <w:color w:val="434343"/>
       <w:sz w:val="28"/>
       <w:szCs w:val="28"/>
@@ -2405,6 +2477,7 @@
     </w:pPr>
     <w:rPr>
       <w:i w:val="1"/>
+      <w:iCs w:val="1"/>
       <w:color w:val="666666"/>
       <w:sz w:val="22"/>
       <w:szCs w:val="22"/>
@@ -2422,6 +2495,7 @@
     </w:pPr>
     <w:rPr>
       <w:b w:val="1"/>
+      <w:bCs w:val="1"/>
       <w:sz w:val="46"/>
       <w:szCs w:val="46"/>
     </w:rPr>
@@ -2439,6 +2513,7 @@
     <w:rPr>
       <w:rFonts w:ascii="Arial" w:cs="Arial" w:eastAsia="Arial" w:hAnsi="Arial"/>
       <w:i w:val="0"/>
+      <w:iCs w:val="0"/>
       <w:color w:val="666666"/>
       <w:sz w:val="30"/>
       <w:szCs w:val="30"/>

--- a/Dailys/Proyecto final tesis.docx
+++ b/Dailys/Proyecto final tesis.docx
@@ -5,11 +5,12 @@
     <w:p>
       <w:pPr>
         <w:pStyle w:val="Title"/>
+        <w:spacing w:line="276" w:lineRule="auto"/>
         <w:rPr>
           <w:rFonts w:ascii="Caveat" w:cs="Caveat" w:eastAsia="Caveat" w:hAnsi="Caveat"/>
         </w:rPr>
       </w:pPr>
-      <w:bookmarkStart w:colFirst="0" w:colLast="0" w:name="_jcy3qzx86o3r" w:id="0"/>
+      <w:bookmarkStart w:colFirst="0" w:colLast="0" w:name="_heading=h.jcy3qzx86o3r" w:id="0"/>
       <w:bookmarkEnd w:id="0"/>
       <w:r>
         <w:rPr>
@@ -21,6 +22,7 @@
     </w:p>
     <w:p>
       <w:pPr>
+        <w:spacing w:line="276" w:lineRule="auto"/>
         <w:rPr/>
       </w:pPr>
       <w:r>
@@ -32,16 +34,18 @@
     </w:p>
     <w:p>
       <w:pPr>
-        <w:rPr/>
-      </w:pPr>
-      <w:r>
-        <w:rPr>
-          <w:rtl w:val="0"/>
-        </w:rPr>
-      </w:r>
-    </w:p>
-    <w:p>
-      <w:pPr>
+        <w:spacing w:line="276" w:lineRule="auto"/>
+        <w:rPr/>
+      </w:pPr>
+      <w:r>
+        <w:rPr>
+          <w:rtl w:val="0"/>
+        </w:rPr>
+      </w:r>
+    </w:p>
+    <w:p>
+      <w:pPr>
+        <w:spacing w:line="276" w:lineRule="auto"/>
         <w:rPr/>
       </w:pPr>
       <w:r>
@@ -53,6 +57,7 @@
     </w:p>
     <w:p>
       <w:pPr>
+        <w:spacing w:line="276" w:lineRule="auto"/>
         <w:rPr/>
       </w:pPr>
       <w:r>
@@ -64,6 +69,7 @@
     </w:p>
     <w:p>
       <w:pPr>
+        <w:spacing w:line="276" w:lineRule="auto"/>
         <w:rPr/>
       </w:pPr>
       <w:r>
@@ -75,6 +81,7 @@
     </w:p>
     <w:p>
       <w:pPr>
+        <w:spacing w:line="276" w:lineRule="auto"/>
         <w:rPr/>
       </w:pPr>
       <w:r>
@@ -86,16 +93,18 @@
     </w:p>
     <w:p>
       <w:pPr>
-        <w:rPr/>
-      </w:pPr>
-      <w:r>
-        <w:rPr>
-          <w:rtl w:val="0"/>
-        </w:rPr>
-      </w:r>
-    </w:p>
-    <w:p>
-      <w:pPr>
+        <w:spacing w:line="276" w:lineRule="auto"/>
+        <w:rPr/>
+      </w:pPr>
+      <w:r>
+        <w:rPr>
+          <w:rtl w:val="0"/>
+        </w:rPr>
+      </w:r>
+    </w:p>
+    <w:p>
+      <w:pPr>
+        <w:spacing w:line="276" w:lineRule="auto"/>
         <w:rPr/>
       </w:pPr>
       <w:r>
@@ -109,12 +118,10 @@
       <w:pPr>
         <w:numPr>
           <w:ilvl w:val="0"/>
-          <w:numId w:val="1"/>
+          <w:numId w:val="2"/>
         </w:numPr>
+        <w:spacing w:line="276" w:lineRule="auto"/>
         <w:ind w:left="720" w:hanging="360"/>
-        <w:rPr>
-          <w:u w:val="none"/>
-        </w:rPr>
       </w:pPr>
       <w:r>
         <w:rPr>
@@ -125,7 +132,7 @@
     </w:p>
     <w:p>
       <w:pPr>
-        <w:ind w:left="0" w:firstLine="0"/>
+        <w:spacing w:line="276" w:lineRule="auto"/>
         <w:rPr/>
       </w:pPr>
       <w:r>
@@ -138,7 +145,7 @@
     </w:p>
     <w:p>
       <w:pPr>
-        <w:ind w:left="0" w:firstLine="0"/>
+        <w:spacing w:line="276" w:lineRule="auto"/>
         <w:rPr/>
       </w:pPr>
       <w:r>
@@ -150,11 +157,12 @@
     <w:p>
       <w:pPr>
         <w:pStyle w:val="Title"/>
+        <w:spacing w:line="276" w:lineRule="auto"/>
         <w:rPr>
           <w:rFonts w:ascii="Caveat" w:cs="Caveat" w:eastAsia="Caveat" w:hAnsi="Caveat"/>
         </w:rPr>
       </w:pPr>
-      <w:bookmarkStart w:colFirst="0" w:colLast="0" w:name="_qko5lylto2w9" w:id="1"/>
+      <w:bookmarkStart w:colFirst="0" w:colLast="0" w:name="_heading=h.qko5lylto2w9" w:id="1"/>
       <w:bookmarkEnd w:id="1"/>
       <w:r>
         <w:rPr>
@@ -166,23 +174,19 @@
     </w:p>
     <w:p>
       <w:pPr>
-        <w:rPr/>
-      </w:pPr>
-      <w:r>
-        <w:rPr>
-          <w:rtl w:val="0"/>
-        </w:rPr>
-        <w:t xml:space="preserve">Hasta entonces creamos el </w:t>
-      </w:r>
-      <w:r>
-        <w:rPr>
-          <w:rtl w:val="0"/>
-        </w:rPr>
-        <w:t xml:space="preserve">drive, parte del mapa visual y el backlog, luego empezamos hacer lo siguiente:</w:t>
-      </w:r>
-    </w:p>
-    <w:p>
-      <w:pPr>
+        <w:spacing w:line="276" w:lineRule="auto"/>
+        <w:rPr/>
+      </w:pPr>
+      <w:r>
+        <w:rPr>
+          <w:rtl w:val="0"/>
+        </w:rPr>
+        <w:t xml:space="preserve">Hasta entonces creamos el drive, parte del mapa visual y el backlog, luego empezamos hacer lo siguiente:</w:t>
+      </w:r>
+    </w:p>
+    <w:p>
+      <w:pPr>
+        <w:spacing w:line="276" w:lineRule="auto"/>
         <w:rPr/>
       </w:pPr>
       <w:r>
@@ -196,6 +200,7 @@
     </w:p>
     <w:p>
       <w:pPr>
+        <w:spacing w:line="276" w:lineRule="auto"/>
         <w:rPr/>
       </w:pPr>
       <w:r>
@@ -212,6 +217,7 @@
     </w:p>
     <w:p>
       <w:pPr>
+        <w:spacing w:line="276" w:lineRule="auto"/>
         <w:rPr/>
       </w:pPr>
       <w:r>
@@ -223,13 +229,14 @@
     <w:p>
       <w:pPr>
         <w:pStyle w:val="Title"/>
+        <w:spacing w:line="276" w:lineRule="auto"/>
         <w:rPr>
           <w:rFonts w:ascii="Caveat" w:cs="Caveat" w:eastAsia="Caveat" w:hAnsi="Caveat"/>
           <w:sz w:val="48"/>
           <w:szCs w:val="48"/>
         </w:rPr>
       </w:pPr>
-      <w:bookmarkStart w:colFirst="0" w:colLast="0" w:name="_gx1osxxhyrhg" w:id="2"/>
+      <w:bookmarkStart w:colFirst="0" w:colLast="0" w:name="_heading=h.gx1osxxhyrhg" w:id="2"/>
       <w:bookmarkEnd w:id="2"/>
       <w:r>
         <w:rPr>
@@ -249,6 +256,7 @@
     </w:p>
     <w:p>
       <w:pPr>
+        <w:spacing w:line="276" w:lineRule="auto"/>
         <w:rPr/>
       </w:pPr>
       <w:r>
@@ -263,6 +271,7 @@
       <w:r>
         <w:rPr>
           <w:b w:val="1"/>
+          <w:bCs w:val="1"/>
           <w:rtl w:val="0"/>
         </w:rPr>
         <w:t xml:space="preserve">Adrian Hidalgo:</w:t>
@@ -279,6 +288,7 @@
       <w:r>
         <w:rPr>
           <w:b w:val="1"/>
+          <w:bCs w:val="1"/>
           <w:rtl w:val="0"/>
         </w:rPr>
         <w:t xml:space="preserve">Franco Quaremba:</w:t>
@@ -292,6 +302,7 @@
       <w:r>
         <w:rPr>
           <w:b w:val="1"/>
+          <w:bCs w:val="1"/>
           <w:rtl w:val="0"/>
         </w:rPr>
         <w:t xml:space="preserve">Información </w:t>
@@ -300,13 +311,7 @@
         <w:rPr>
           <w:rtl w:val="0"/>
         </w:rPr>
-        <w:t xml:space="preserve">dentro de la página web</w:t>
-      </w:r>
-      <w:r>
-        <w:rPr>
-          <w:rtl w:val="0"/>
-        </w:rPr>
-        <w:t xml:space="preserve">. El contenido se basará en lo que nos asignaron que es “Fabrica de telas”, describiendo que se hará, los objetivos del emprendimiento y la información de relevancia para el usuario.</w:t>
+        <w:t xml:space="preserve">dentro de la página web. El contenido se basará en lo que nos asignaron que es “Fabrica de telas”, describiendo que se hará, los objetivos del emprendimiento y la información de relevancia para el usuario.</w:t>
         <w:br w:type="textWrapping"/>
         <w:br w:type="textWrapping"/>
         <w:br w:type="textWrapping"/>
@@ -315,6 +320,7 @@
       <w:r>
         <w:rPr>
           <w:b w:val="1"/>
+          <w:bCs w:val="1"/>
           <w:rtl w:val="0"/>
         </w:rPr>
         <w:t xml:space="preserve">Lukas Gonzales: </w:t>
@@ -328,6 +334,7 @@
       <w:r>
         <w:rPr>
           <w:b w:val="1"/>
+          <w:bCs w:val="1"/>
           <w:rtl w:val="0"/>
         </w:rPr>
         <w:t xml:space="preserve">Mapa visual </w:t>
@@ -341,6 +348,7 @@
       <w:r>
         <w:rPr>
           <w:b w:val="1"/>
+          <w:bCs w:val="1"/>
           <w:rtl w:val="0"/>
         </w:rPr>
         <w:t xml:space="preserve">Chasis del Código</w:t>
@@ -369,6 +377,7 @@
       <w:r>
         <w:rPr>
           <w:b w:val="1"/>
+          <w:bCs w:val="1"/>
           <w:rtl w:val="0"/>
         </w:rPr>
         <w:t xml:space="preserve">Rodrigo Acevedo:</w:t>
@@ -382,6 +391,7 @@
       <w:r>
         <w:rPr>
           <w:b w:val="1"/>
+          <w:bCs w:val="1"/>
           <w:rtl w:val="0"/>
         </w:rPr>
         <w:t xml:space="preserve">interfaz de usuario de la página web. </w:t>
@@ -398,6 +408,7 @@
       <w:r>
         <w:rPr>
           <w:b w:val="1"/>
+          <w:bCs w:val="1"/>
           <w:rtl w:val="0"/>
         </w:rPr>
         <w:br w:type="textWrapping"/>
@@ -419,6 +430,7 @@
       <w:r>
         <w:rPr>
           <w:b w:val="1"/>
+          <w:bCs w:val="1"/>
           <w:u w:val="single"/>
           <w:rtl w:val="0"/>
         </w:rPr>
@@ -433,6 +445,7 @@
       <w:r>
         <w:rPr>
           <w:b w:val="1"/>
+          <w:bCs w:val="1"/>
           <w:rtl w:val="0"/>
         </w:rPr>
         <w:t xml:space="preserve">Raul Martinez</w:t>
@@ -449,13 +462,14 @@
     <w:p>
       <w:pPr>
         <w:pStyle w:val="Title"/>
+        <w:spacing w:line="276" w:lineRule="auto"/>
         <w:rPr>
           <w:rFonts w:ascii="Caveat" w:cs="Caveat" w:eastAsia="Caveat" w:hAnsi="Caveat"/>
           <w:sz w:val="48"/>
           <w:szCs w:val="48"/>
         </w:rPr>
       </w:pPr>
-      <w:bookmarkStart w:colFirst="0" w:colLast="0" w:name="_gnz27alr4c1" w:id="3"/>
+      <w:bookmarkStart w:colFirst="0" w:colLast="0" w:name="_heading=h.gnz27alr4c1" w:id="3"/>
       <w:bookmarkEnd w:id="3"/>
       <w:r>
         <w:rPr>
@@ -475,6 +489,7 @@
     </w:p>
     <w:p>
       <w:pPr>
+        <w:spacing w:line="276" w:lineRule="auto"/>
         <w:rPr/>
       </w:pPr>
       <w:r>
@@ -486,6 +501,7 @@
       <w:r>
         <w:rPr>
           <w:b w:val="1"/>
+          <w:bCs w:val="1"/>
           <w:rtl w:val="0"/>
         </w:rPr>
         <w:t xml:space="preserve">Franco Quaremba</w:t>
@@ -499,6 +515,7 @@
       <w:r>
         <w:rPr>
           <w:b w:val="1"/>
+          <w:bCs w:val="1"/>
           <w:rtl w:val="0"/>
         </w:rPr>
         <w:t xml:space="preserve">Adrián Hidalgo</w:t>
@@ -510,7 +527,7 @@
         <w:t xml:space="preserve"> quien contribuyó activamente en el análisis del problema y en la implementación de la solución correspondiente. A partir de esta intervención el repositorio quedó funcional y accesible para todo el equipo</w:t>
         <w:br w:type="textWrapping"/>
         <w:br w:type="textWrapping"/>
-        <w:t xml:space="preserve">Mas haya de todo esto, no hemos hecho mucho hoy, porque tuvimos clases de redes y algún que otro inconveniente con los miembros del grupo, ya para el dia “3/9/25” </w:t>
+        <w:t xml:space="preserve">Mas haya de todo esto, no hemos hecho mucho hoy, porque tuvimos clases de redes y algún que otro inconveniente con los miembros del grupo, ya para el día “3/9/25” </w:t>
       </w:r>
       <w:r>
         <w:rPr>
@@ -529,46 +546,51 @@
     </w:p>
     <w:p>
       <w:pPr>
-        <w:rPr/>
-      </w:pPr>
-      <w:r>
-        <w:rPr>
-          <w:rtl w:val="0"/>
-        </w:rPr>
-      </w:r>
-    </w:p>
-    <w:p>
-      <w:pPr>
-        <w:rPr/>
-      </w:pPr>
-      <w:r>
-        <w:rPr>
-          <w:rtl w:val="0"/>
-        </w:rPr>
-      </w:r>
-    </w:p>
-    <w:p>
-      <w:pPr>
-        <w:rPr/>
-      </w:pPr>
-      <w:r>
-        <w:rPr>
-          <w:rtl w:val="0"/>
-        </w:rPr>
-      </w:r>
-    </w:p>
-    <w:p>
-      <w:pPr>
-        <w:rPr/>
-      </w:pPr>
-      <w:r>
-        <w:rPr>
-          <w:rtl w:val="0"/>
-        </w:rPr>
-      </w:r>
-    </w:p>
-    <w:p>
-      <w:pPr>
+        <w:spacing w:line="276" w:lineRule="auto"/>
+        <w:rPr/>
+      </w:pPr>
+      <w:r>
+        <w:rPr>
+          <w:rtl w:val="0"/>
+        </w:rPr>
+      </w:r>
+    </w:p>
+    <w:p>
+      <w:pPr>
+        <w:spacing w:line="276" w:lineRule="auto"/>
+        <w:rPr/>
+      </w:pPr>
+      <w:r>
+        <w:rPr>
+          <w:rtl w:val="0"/>
+        </w:rPr>
+      </w:r>
+    </w:p>
+    <w:p>
+      <w:pPr>
+        <w:spacing w:line="276" w:lineRule="auto"/>
+        <w:rPr/>
+      </w:pPr>
+      <w:r>
+        <w:rPr>
+          <w:rtl w:val="0"/>
+        </w:rPr>
+      </w:r>
+    </w:p>
+    <w:p>
+      <w:pPr>
+        <w:spacing w:line="276" w:lineRule="auto"/>
+        <w:rPr/>
+      </w:pPr>
+      <w:r>
+        <w:rPr>
+          <w:rtl w:val="0"/>
+        </w:rPr>
+      </w:r>
+    </w:p>
+    <w:p>
+      <w:pPr>
+        <w:spacing w:line="276" w:lineRule="auto"/>
         <w:rPr/>
       </w:pPr>
       <w:r>
@@ -580,229 +602,211 @@
     <w:p>
       <w:pPr>
         <w:pStyle w:val="Title"/>
-        <w:rPr>
-          <w:rFonts w:ascii="Caveat" w:cs="Caveat" w:eastAsia="Caveat" w:hAnsi="Caveat"/>
-          <w:b w:val="1"/>
-          <w:sz w:val="48"/>
-          <w:szCs w:val="48"/>
-        </w:rPr>
-      </w:pPr>
-      <w:bookmarkStart w:colFirst="0" w:colLast="0" w:name="_xkfh7dvd7s2" w:id="4"/>
-      <w:bookmarkEnd w:id="4"/>
-      <w:r>
-        <w:rPr>
-          <w:rtl w:val="0"/>
-        </w:rPr>
-        <w:br w:type="textWrapping"/>
-      </w:r>
-      <w:r>
+        <w:spacing w:line="276" w:lineRule="auto"/>
         <w:rPr>
           <w:rFonts w:ascii="Caveat" w:cs="Caveat" w:eastAsia="Caveat" w:hAnsi="Caveat"/>
           <w:sz w:val="48"/>
           <w:szCs w:val="48"/>
-          <w:rtl w:val="0"/>
-        </w:rPr>
-        <w:t xml:space="preserve">3</w:t>
-      </w:r>
-      <w:r>
-        <w:rPr>
-          <w:rFonts w:ascii="Caveat" w:cs="Caveat" w:eastAsia="Caveat" w:hAnsi="Caveat"/>
-          <w:b w:val="1"/>
-          <w:sz w:val="48"/>
-          <w:szCs w:val="48"/>
-          <w:rtl w:val="0"/>
-        </w:rPr>
-        <w:t xml:space="preserve">/9/25:</w:t>
-      </w:r>
-    </w:p>
-    <w:p>
-      <w:pPr>
-        <w:spacing w:after="240" w:before="240" w:lineRule="auto"/>
-        <w:rPr/>
-      </w:pPr>
-      <w:r>
-        <w:rPr>
-          <w:rtl w:val="0"/>
-        </w:rPr>
-        <w:t xml:space="preserve">En el día de la fecha, el grupo comenzó a trabajar con los planos. </w:t>
-      </w:r>
-      <w:r>
-        <w:rPr>
-          <w:b w:val="1"/>
-          <w:rtl w:val="0"/>
-        </w:rPr>
-        <w:t xml:space="preserve">Adrián Hidalgo</w:t>
-      </w:r>
-      <w:r>
-        <w:rPr>
-          <w:rtl w:val="0"/>
-        </w:rPr>
-        <w:t xml:space="preserve"> finalizó su parte del trabajo y ahora se dedicará a otra tarea, con la cual concluirá su jornada. Además, debe terminar su carpeta de campo.</w:t>
-      </w:r>
-    </w:p>
-    <w:p>
-      <w:pPr>
-        <w:spacing w:after="240" w:before="240" w:lineRule="auto"/>
-        <w:rPr/>
-      </w:pPr>
-      <w:r>
-        <w:rPr>
-          <w:rtl w:val="0"/>
-        </w:rPr>
-        <w:t xml:space="preserve">Nos informaron previamente que, además del plano 2D que estamos realizando, debemos preparar un plano 3D en formato conceptual. Este plano no tiene que ser idéntico al 2D, ya que no es posible aplicarlo de la misma forma debido a la gran cantidad de máquinas. Hacerlo exacto implicaría una pérdida considerable de tiempo.</w:t>
-      </w:r>
-    </w:p>
-    <w:p>
-      <w:pPr>
-        <w:spacing w:after="240" w:before="240" w:lineRule="auto"/>
-        <w:rPr/>
-      </w:pPr>
-      <w:r>
-        <w:rPr>
-          <w:rtl w:val="0"/>
-        </w:rPr>
-        <w:t xml:space="preserve">Por otro lado, </w:t>
-      </w:r>
-      <w:r>
-        <w:rPr>
-          <w:b w:val="1"/>
-          <w:rtl w:val="0"/>
-        </w:rPr>
-        <w:t xml:space="preserve">Lukas González</w:t>
-      </w:r>
-      <w:r>
-        <w:rPr>
-          <w:rtl w:val="0"/>
-        </w:rPr>
-        <w:t xml:space="preserve"> avanzó significativamente con la parte del código de mensajería.</w:t>
-      </w:r>
-    </w:p>
-    <w:p>
-      <w:pPr>
-        <w:spacing w:after="240" w:before="240" w:lineRule="auto"/>
-        <w:rPr/>
-      </w:pPr>
-      <w:r>
-        <w:rPr>
-          <w:rtl w:val="0"/>
-        </w:rPr>
-        <w:t xml:space="preserve">Con la incorporación del nuevo integrante, </w:t>
-      </w:r>
-      <w:r>
-        <w:rPr>
-          <w:b w:val="1"/>
-          <w:rtl w:val="0"/>
-        </w:rPr>
-        <w:t xml:space="preserve">Raúl Martínez</w:t>
-      </w:r>
-      <w:r>
-        <w:rPr>
-          <w:rtl w:val="0"/>
-        </w:rPr>
-        <w:t xml:space="preserve">, le asignamos la tarea del mapa visual, que consiste en crear una representación gráfica clara y sencilla para facilitar la comprensión del proyecto.</w:t>
-      </w:r>
-    </w:p>
-    <w:p>
-      <w:pPr>
-        <w:spacing w:after="240" w:before="240" w:lineRule="auto"/>
-        <w:rPr/>
-      </w:pPr>
-      <w:r>
-        <w:rPr>
-          <w:b w:val="1"/>
-          <w:rtl w:val="0"/>
-        </w:rPr>
-        <w:t xml:space="preserve">Rodrigo Acevedo</w:t>
-      </w:r>
-      <w:r>
-        <w:rPr>
-          <w:rtl w:val="0"/>
-        </w:rPr>
-        <w:t xml:space="preserve"> y</w:t>
-      </w:r>
-      <w:r>
-        <w:rPr>
-          <w:b w:val="1"/>
-          <w:rtl w:val="0"/>
-        </w:rPr>
-        <w:t xml:space="preserve"> Franco Quaremba</w:t>
-      </w:r>
-      <w:r>
-        <w:rPr>
-          <w:rtl w:val="0"/>
-        </w:rPr>
-        <w:t xml:space="preserve"> también están colaborando en la elaboración de los planos, ellos se encargaron de tomar las medidas de los diferentes pisos de la empresa, una tarea importante para que después cualquiera de los tres que trabajaron en esta etapa pueda ubicar las computadoras correctamente en el plano.</w:t>
-      </w:r>
-    </w:p>
-    <w:p>
-      <w:pPr>
-        <w:spacing w:after="240" w:before="240" w:lineRule="auto"/>
-        <w:rPr/>
-      </w:pPr>
-      <w:r>
-        <w:rPr>
-          <w:rtl w:val="0"/>
-        </w:rPr>
-        <w:t xml:space="preserve">Trabajar en equipo está siendo fundamental para avanzar de manera organizada y sin perder tiempo. Cada uno tiene una parte asignada y eso nos ayuda a que todo fluya mejor. Así podemos asegurarnos de que las dimensiones y la ubicación de los equipos sean lo más precisas posible.</w:t>
-      </w:r>
-    </w:p>
-    <w:p>
-      <w:pPr>
-        <w:spacing w:after="240" w:before="240" w:lineRule="auto"/>
-        <w:rPr/>
-      </w:pPr>
-      <w:r>
-        <w:rPr>
-          <w:rtl w:val="0"/>
-        </w:rPr>
-        <w:t xml:space="preserve">Esta buena coordinación nos va a permitir hacer el levantamiento de datos de forma más rápida y que el plano refleje fielmente cómo está distribuido todo, lo que facilitará las próximas etapas del proyecto.</w:t>
-      </w:r>
-    </w:p>
-    <w:p>
-      <w:pPr>
-        <w:pStyle w:val="Title"/>
+        </w:rPr>
+      </w:pPr>
+      <w:bookmarkStart w:colFirst="0" w:colLast="0" w:name="_heading=h.xkfh7dvd7s2" w:id="4"/>
+      <w:bookmarkEnd w:id="4"/>
+      <w:r>
+        <w:rPr>
+          <w:rtl w:val="0"/>
+        </w:rPr>
+        <w:br w:type="textWrapping"/>
+      </w:r>
+      <w:r>
         <w:rPr>
           <w:rFonts w:ascii="Caveat" w:cs="Caveat" w:eastAsia="Caveat" w:hAnsi="Caveat"/>
           <w:sz w:val="48"/>
           <w:szCs w:val="48"/>
-        </w:rPr>
-      </w:pPr>
-      <w:bookmarkStart w:colFirst="0" w:colLast="0" w:name="_17tg8i4k0ald" w:id="5"/>
-      <w:bookmarkEnd w:id="5"/>
-      <w:r>
-        <w:rPr>
-          <w:rtl w:val="0"/>
-        </w:rPr>
-        <w:br w:type="textWrapping"/>
-        <w:br w:type="textWrapping"/>
-      </w:r>
-      <w:r>
+          <w:rtl w:val="0"/>
+        </w:rPr>
+        <w:t xml:space="preserve">3/9/25:</w:t>
+      </w:r>
+    </w:p>
+    <w:p>
+      <w:pPr>
+        <w:spacing w:after="240" w:before="240" w:line="276" w:lineRule="auto"/>
+        <w:rPr/>
+      </w:pPr>
+      <w:r>
+        <w:rPr>
+          <w:rtl w:val="0"/>
+        </w:rPr>
+        <w:t xml:space="preserve">En el día de la fecha, el grupo comenzó a trabajar con los planos. </w:t>
+      </w:r>
+      <w:r>
+        <w:rPr>
+          <w:b w:val="1"/>
+          <w:bCs w:val="1"/>
+          <w:rtl w:val="0"/>
+        </w:rPr>
+        <w:t xml:space="preserve">Adrián Hidalgo</w:t>
+      </w:r>
+      <w:r>
+        <w:rPr>
+          <w:rtl w:val="0"/>
+        </w:rPr>
+        <w:t xml:space="preserve"> finalizó su parte del trabajo y ahora se dedicará a otra tarea, con la cual concluirá su jornada. Además, debe terminar su carpeta de campo.</w:t>
+      </w:r>
+    </w:p>
+    <w:p>
+      <w:pPr>
+        <w:spacing w:after="240" w:before="240" w:line="276" w:lineRule="auto"/>
+        <w:rPr/>
+      </w:pPr>
+      <w:r>
+        <w:rPr>
+          <w:rtl w:val="0"/>
+        </w:rPr>
+        <w:t xml:space="preserve">Nos informaron previamente que, además del plano 2D que estamos realizando, debemos preparar un plano 3D en formato conceptual. Este plano no tiene que ser idéntico al 2D, ya que no es posible aplicarlo de la misma forma debido a la gran cantidad de máquinas. Hacerlo exacto implicaría una pérdida considerable de tiempo.</w:t>
+      </w:r>
+    </w:p>
+    <w:p>
+      <w:pPr>
+        <w:spacing w:after="240" w:before="240" w:line="276" w:lineRule="auto"/>
+        <w:rPr/>
+      </w:pPr>
+      <w:r>
+        <w:rPr>
+          <w:rtl w:val="0"/>
+        </w:rPr>
+        <w:t xml:space="preserve">Por otro lado, </w:t>
+      </w:r>
+      <w:r>
+        <w:rPr>
+          <w:b w:val="1"/>
+          <w:bCs w:val="1"/>
+          <w:rtl w:val="0"/>
+        </w:rPr>
+        <w:t xml:space="preserve">Lukas González</w:t>
+      </w:r>
+      <w:r>
+        <w:rPr>
+          <w:rtl w:val="0"/>
+        </w:rPr>
+        <w:t xml:space="preserve"> avanzó significativamente con la parte del código de mensajería.</w:t>
+      </w:r>
+    </w:p>
+    <w:p>
+      <w:pPr>
+        <w:spacing w:after="240" w:before="240" w:line="276" w:lineRule="auto"/>
+        <w:rPr/>
+      </w:pPr>
+      <w:r>
+        <w:rPr>
+          <w:rtl w:val="0"/>
+        </w:rPr>
+        <w:t xml:space="preserve">Con la incorporación del nuevo integrante, </w:t>
+      </w:r>
+      <w:r>
+        <w:rPr>
+          <w:b w:val="1"/>
+          <w:bCs w:val="1"/>
+          <w:rtl w:val="0"/>
+        </w:rPr>
+        <w:t xml:space="preserve">Raúl Martínez</w:t>
+      </w:r>
+      <w:r>
+        <w:rPr>
+          <w:rtl w:val="0"/>
+        </w:rPr>
+        <w:t xml:space="preserve">, le asignamos la tarea del mapa visual, que consiste en crear una representación gráfica clara y sencilla para facilitar la comprensión del proyecto.</w:t>
+      </w:r>
+    </w:p>
+    <w:p>
+      <w:pPr>
+        <w:spacing w:after="240" w:before="240" w:line="276" w:lineRule="auto"/>
+        <w:rPr/>
+      </w:pPr>
+      <w:r>
+        <w:rPr>
+          <w:b w:val="1"/>
+          <w:bCs w:val="1"/>
+          <w:rtl w:val="0"/>
+        </w:rPr>
+        <w:t xml:space="preserve">Rodrigo Acevedo</w:t>
+      </w:r>
+      <w:r>
+        <w:rPr>
+          <w:rtl w:val="0"/>
+        </w:rPr>
+        <w:t xml:space="preserve"> y</w:t>
+      </w:r>
+      <w:r>
+        <w:rPr>
+          <w:b w:val="1"/>
+          <w:bCs w:val="1"/>
+          <w:rtl w:val="0"/>
+        </w:rPr>
+        <w:t xml:space="preserve"> Franco Quaremba</w:t>
+      </w:r>
+      <w:r>
+        <w:rPr>
+          <w:rtl w:val="0"/>
+        </w:rPr>
+        <w:t xml:space="preserve"> también están colaborando en la elaboración de los planos, ellos se encargaron de tomar las medidas de los diferentes pisos de la empresa, una tarea importante para que después cualquiera de los tres que trabajaron en esta etapa pueda ubicar las computadoras correctamente en el plano.</w:t>
+      </w:r>
+    </w:p>
+    <w:p>
+      <w:pPr>
+        <w:spacing w:after="240" w:before="240" w:line="276" w:lineRule="auto"/>
+        <w:rPr/>
+      </w:pPr>
+      <w:r>
+        <w:rPr>
+          <w:rtl w:val="0"/>
+        </w:rPr>
+        <w:t xml:space="preserve">Trabajar en equipo está siendo fundamental para avanzar de manera organizada y sin perder tiempo. Cada uno tiene una parte asignada y eso nos ayuda a que todo fluya mejor. Así podemos asegurarnos de que las dimensiones y la ubicación de los equipos sean lo más precisas posible.</w:t>
+      </w:r>
+    </w:p>
+    <w:p>
+      <w:pPr>
+        <w:spacing w:after="240" w:before="240" w:line="276" w:lineRule="auto"/>
+        <w:rPr/>
+      </w:pPr>
+      <w:r>
+        <w:rPr>
+          <w:rtl w:val="0"/>
+        </w:rPr>
+        <w:t xml:space="preserve">Esta buena coordinación nos va a permitir hacer el levantamiento de datos de forma más rápida y que el plano refleje fielmente cómo está distribuido todo, lo que facilitará las próximas etapas del proyecto.</w:t>
+      </w:r>
+    </w:p>
+    <w:p>
+      <w:pPr>
+        <w:pStyle w:val="Title"/>
+        <w:spacing w:line="276" w:lineRule="auto"/>
         <w:rPr>
           <w:rFonts w:ascii="Caveat" w:cs="Caveat" w:eastAsia="Caveat" w:hAnsi="Caveat"/>
           <w:sz w:val="48"/>
           <w:szCs w:val="48"/>
-          <w:rtl w:val="0"/>
-        </w:rPr>
-        <w:t xml:space="preserve">5</w:t>
+        </w:rPr>
+      </w:pPr>
+      <w:bookmarkStart w:colFirst="0" w:colLast="0" w:name="_heading=h.17tg8i4k0ald" w:id="5"/>
+      <w:bookmarkEnd w:id="5"/>
+      <w:r>
+        <w:rPr>
+          <w:rtl w:val="0"/>
+        </w:rPr>
+        <w:br w:type="textWrapping"/>
+        <w:br w:type="textWrapping"/>
       </w:r>
       <w:r>
         <w:rPr>
           <w:rFonts w:ascii="Caveat" w:cs="Caveat" w:eastAsia="Caveat" w:hAnsi="Caveat"/>
-          <w:b w:val="1"/>
           <w:sz w:val="48"/>
           <w:szCs w:val="48"/>
           <w:rtl w:val="0"/>
         </w:rPr>
-        <w:t xml:space="preserve">/9/25:</w:t>
-      </w:r>
-      <w:r>
-        <w:rPr>
-          <w:rtl w:val="0"/>
-        </w:rPr>
-      </w:r>
-    </w:p>
-    <w:p>
-      <w:pPr>
+        <w:t xml:space="preserve">5/9/25:</w:t>
+      </w:r>
+    </w:p>
+    <w:p>
+      <w:pPr>
+        <w:spacing w:line="276" w:lineRule="auto"/>
         <w:rPr/>
       </w:pPr>
       <w:r>
@@ -814,6 +818,7 @@
       <w:r>
         <w:rPr>
           <w:b w:val="1"/>
+          <w:bCs w:val="1"/>
           <w:color w:val="ff9900"/>
           <w:rtl w:val="0"/>
         </w:rPr>
@@ -864,6 +869,7 @@
       <w:r>
         <w:rPr>
           <w:b w:val="1"/>
+          <w:bCs w:val="1"/>
           <w:rtl w:val="0"/>
         </w:rPr>
         <w:t xml:space="preserve">Mayúsculas, Números, Símbolos, Etc.  </w:t>
@@ -888,7 +894,7 @@
             <wp:extent cx="3567113" cy="1536298"/>
             <wp:effectExtent b="0" l="0" r="0" t="0"/>
             <wp:wrapNone/>
-            <wp:docPr id="2" name="image1.png"/>
+            <wp:docPr id="4" name="image1.png"/>
             <a:graphic>
               <a:graphicData uri="http://schemas.openxmlformats.org/drawingml/2006/picture">
                 <pic:pic>
@@ -897,7 +903,7 @@
                     <pic:cNvPicPr preferRelativeResize="0"/>
                   </pic:nvPicPr>
                   <pic:blipFill>
-                    <a:blip r:embed="rId6"/>
+                    <a:blip r:embed="rId7"/>
                     <a:srcRect b="0" l="0" r="0" t="0"/>
                     <a:stretch>
                       <a:fillRect/>
@@ -920,6 +926,7 @@
     </w:p>
     <w:p>
       <w:pPr>
+        <w:spacing w:line="276" w:lineRule="auto"/>
         <w:rPr/>
       </w:pPr>
       <w:r>
@@ -931,6 +938,7 @@
       <w:r>
         <w:rPr>
           <w:b w:val="1"/>
+          <w:bCs w:val="1"/>
           <w:rtl w:val="0"/>
         </w:rPr>
         <w:t xml:space="preserve">Socket.io</w:t>
@@ -942,11 +950,6 @@
         <w:t xml:space="preserve"> que según lo leido. Es una biblioteca que permite la comunicación entre servidor y usuario. Lo cual me servio para este prototipo.</w:t>
         <w:br w:type="textWrapping"/>
         <w:br w:type="textWrapping"/>
-      </w:r>
-      <w:r>
-        <w:rPr>
-          <w:rtl w:val="0"/>
-        </w:rPr>
         <w:br w:type="textWrapping"/>
         <w:t xml:space="preserve">Para terminar este detalle, aqui tambien dejo la imagen de como se ve el chat: </w:t>
         <w:br w:type="textWrapping"/>
@@ -974,7 +977,7 @@
             <wp:extent cx="3328988" cy="3411072"/>
             <wp:effectExtent b="0" l="0" r="0" t="0"/>
             <wp:wrapNone/>
-            <wp:docPr id="1" name="image2.png"/>
+            <wp:docPr id="3" name="image2.png"/>
             <a:graphic>
               <a:graphicData uri="http://schemas.openxmlformats.org/drawingml/2006/picture">
                 <pic:pic>
@@ -983,7 +986,7 @@
                     <pic:cNvPicPr preferRelativeResize="0"/>
                   </pic:nvPicPr>
                   <pic:blipFill>
-                    <a:blip r:embed="rId7"/>
+                    <a:blip r:embed="rId8"/>
                     <a:srcRect b="0" l="0" r="0" t="0"/>
                     <a:stretch>
                       <a:fillRect/>
@@ -1006,6 +1009,7 @@
     </w:p>
     <w:p>
       <w:pPr>
+        <w:spacing w:line="276" w:lineRule="auto"/>
         <w:rPr/>
       </w:pPr>
       <w:r>
@@ -1029,6 +1033,7 @@
     </w:p>
     <w:p>
       <w:pPr>
+        <w:spacing w:line="276" w:lineRule="auto"/>
         <w:rPr/>
       </w:pPr>
       <w:r>
@@ -1050,51 +1055,44 @@
     <w:p>
       <w:pPr>
         <w:pStyle w:val="Title"/>
-        <w:rPr>
-          <w:rFonts w:ascii="Caveat" w:cs="Caveat" w:eastAsia="Caveat" w:hAnsi="Caveat"/>
-          <w:b w:val="1"/>
-          <w:sz w:val="48"/>
-          <w:szCs w:val="48"/>
-        </w:rPr>
-      </w:pPr>
-      <w:bookmarkStart w:colFirst="0" w:colLast="0" w:name="_ahidxf5i2ou0" w:id="6"/>
-      <w:bookmarkEnd w:id="6"/>
-      <w:r>
-        <w:rPr>
-          <w:rtl w:val="0"/>
-        </w:rPr>
-        <w:br w:type="textWrapping"/>
-        <w:br w:type="textWrapping"/>
-      </w:r>
-      <w:r>
+        <w:spacing w:line="276" w:lineRule="auto"/>
         <w:rPr>
           <w:rFonts w:ascii="Caveat" w:cs="Caveat" w:eastAsia="Caveat" w:hAnsi="Caveat"/>
           <w:sz w:val="48"/>
           <w:szCs w:val="48"/>
-          <w:rtl w:val="0"/>
-        </w:rPr>
-        <w:t xml:space="preserve">10</w:t>
+        </w:rPr>
+      </w:pPr>
+      <w:bookmarkStart w:colFirst="0" w:colLast="0" w:name="_heading=h.ahidxf5i2ou0" w:id="6"/>
+      <w:bookmarkEnd w:id="6"/>
+      <w:r>
+        <w:rPr>
+          <w:rtl w:val="0"/>
+        </w:rPr>
+        <w:br w:type="textWrapping"/>
+        <w:br w:type="textWrapping"/>
       </w:r>
       <w:r>
         <w:rPr>
           <w:rFonts w:ascii="Caveat" w:cs="Caveat" w:eastAsia="Caveat" w:hAnsi="Caveat"/>
-          <w:b w:val="1"/>
           <w:sz w:val="48"/>
           <w:szCs w:val="48"/>
           <w:rtl w:val="0"/>
         </w:rPr>
-        <w:t xml:space="preserve">/9/25:</w:t>
-      </w:r>
-    </w:p>
-    <w:p>
-      <w:pPr>
-        <w:rPr>
-          <w:b w:val="1"/>
-        </w:rPr>
-      </w:pPr>
-      <w:r>
-        <w:rPr>
-          <w:b w:val="1"/>
+        <w:t xml:space="preserve">10/9/25:</w:t>
+      </w:r>
+    </w:p>
+    <w:p>
+      <w:pPr>
+        <w:spacing w:line="276" w:lineRule="auto"/>
+        <w:rPr>
+          <w:b w:val="1"/>
+          <w:bCs w:val="1"/>
+        </w:rPr>
+      </w:pPr>
+      <w:r>
+        <w:rPr>
+          <w:b w:val="1"/>
+          <w:bCs w:val="1"/>
           <w:rtl w:val="0"/>
         </w:rPr>
         <w:t xml:space="preserve">Este dia va recapitular lo que paso tambien el 8/9/25 y lo que haremos hoy.</w:t>
@@ -1113,7 +1111,7 @@
     </w:p>
     <w:p>
       <w:pPr>
-        <w:spacing w:after="240" w:before="240" w:lineRule="auto"/>
+        <w:spacing w:after="240" w:before="240" w:line="276" w:lineRule="auto"/>
         <w:rPr/>
       </w:pPr>
       <w:r>
@@ -1125,7 +1123,7 @@
     </w:p>
     <w:p>
       <w:pPr>
-        <w:spacing w:after="240" w:before="240" w:lineRule="auto"/>
+        <w:spacing w:after="240" w:before="240" w:line="276" w:lineRule="auto"/>
         <w:rPr/>
       </w:pPr>
       <w:r>
@@ -1137,6 +1135,7 @@
       <w:r>
         <w:rPr>
           <w:b w:val="1"/>
+          <w:bCs w:val="1"/>
           <w:rtl w:val="0"/>
         </w:rPr>
         <w:t xml:space="preserve">Adrián Hidalgo </w:t>
@@ -1150,6 +1149,7 @@
       <w:r>
         <w:rPr>
           <w:b w:val="1"/>
+          <w:bCs w:val="1"/>
           <w:rtl w:val="0"/>
         </w:rPr>
         <w:t xml:space="preserve"> Rodrigo Acevedo</w:t>
@@ -1176,6 +1176,7 @@
       <w:r>
         <w:rPr>
           <w:b w:val="1"/>
+          <w:bCs w:val="1"/>
           <w:rtl w:val="0"/>
         </w:rPr>
         <w:t xml:space="preserve">Adrián Hidalgo</w:t>
@@ -1189,7 +1190,7 @@
     </w:p>
     <w:p>
       <w:pPr>
-        <w:spacing w:after="240" w:before="240" w:lineRule="auto"/>
+        <w:spacing w:after="240" w:before="240" w:line="276" w:lineRule="auto"/>
         <w:rPr/>
       </w:pPr>
       <w:r>
@@ -1201,7 +1202,7 @@
     </w:p>
     <w:p>
       <w:pPr>
-        <w:spacing w:after="240" w:before="240" w:lineRule="auto"/>
+        <w:spacing w:after="240" w:before="240" w:line="276" w:lineRule="auto"/>
         <w:rPr/>
       </w:pPr>
       <w:r>
@@ -1213,11 +1214,13 @@
     </w:p>
     <w:p>
       <w:pPr>
-        <w:rPr/>
-      </w:pPr>
-      <w:r>
-        <w:rPr>
-          <w:b w:val="1"/>
+        <w:spacing w:line="276" w:lineRule="auto"/>
+        <w:rPr/>
+      </w:pPr>
+      <w:r>
+        <w:rPr>
+          <w:b w:val="1"/>
+          <w:bCs w:val="1"/>
           <w:rtl w:val="0"/>
         </w:rPr>
         <w:t xml:space="preserve">Adrian Hidalgo:</w:t>
@@ -1233,6 +1236,7 @@
       <w:r>
         <w:rPr>
           <w:b w:val="1"/>
+          <w:bCs w:val="1"/>
           <w:rtl w:val="0"/>
         </w:rPr>
         <w:t xml:space="preserve">Franco Quaremba</w:t>
@@ -1248,6 +1252,7 @@
       <w:r>
         <w:rPr>
           <w:b w:val="1"/>
+          <w:bCs w:val="1"/>
           <w:rtl w:val="0"/>
         </w:rPr>
         <w:t xml:space="preserve">Rodrigo Acevedo:</w:t>
@@ -1263,6 +1268,7 @@
       <w:r>
         <w:rPr>
           <w:b w:val="1"/>
+          <w:bCs w:val="1"/>
           <w:rtl w:val="0"/>
         </w:rPr>
         <w:t xml:space="preserve">Lukas Gonzales:</w:t>
@@ -1278,6 +1284,7 @@
       <w:r>
         <w:rPr>
           <w:b w:val="1"/>
+          <w:bCs w:val="1"/>
           <w:rtl w:val="0"/>
         </w:rPr>
         <w:t xml:space="preserve">Raul Martinez:</w:t>
@@ -1297,7 +1304,7 @@
     </w:p>
     <w:p>
       <w:pPr>
-        <w:spacing w:after="240" w:before="240" w:lineRule="auto"/>
+        <w:spacing w:after="240" w:before="240" w:line="276" w:lineRule="auto"/>
         <w:rPr/>
       </w:pPr>
       <w:r>
@@ -1309,16 +1316,18 @@
     </w:p>
     <w:p>
       <w:pPr>
-        <w:rPr/>
-      </w:pPr>
-      <w:r>
-        <w:rPr>
-          <w:rtl w:val="0"/>
-        </w:rPr>
-      </w:r>
-    </w:p>
-    <w:p>
-      <w:pPr>
+        <w:spacing w:line="276" w:lineRule="auto"/>
+        <w:rPr/>
+      </w:pPr>
+      <w:r>
+        <w:rPr>
+          <w:rtl w:val="0"/>
+        </w:rPr>
+      </w:r>
+    </w:p>
+    <w:p>
+      <w:pPr>
+        <w:spacing w:line="276" w:lineRule="auto"/>
         <w:rPr/>
       </w:pPr>
       <w:r>
@@ -1330,11 +1339,12 @@
     <w:p>
       <w:pPr>
         <w:pStyle w:val="Title"/>
+        <w:spacing w:line="276" w:lineRule="auto"/>
         <w:rPr>
           <w:rFonts w:ascii="Caveat" w:cs="Caveat" w:eastAsia="Caveat" w:hAnsi="Caveat"/>
         </w:rPr>
       </w:pPr>
-      <w:bookmarkStart w:colFirst="0" w:colLast="0" w:name="_f32l97esfkv" w:id="7"/>
+      <w:bookmarkStart w:colFirst="0" w:colLast="0" w:name="_heading=h.f32l97esfkv" w:id="7"/>
       <w:bookmarkEnd w:id="7"/>
       <w:r>
         <w:rPr>
@@ -1346,6 +1356,7 @@
     </w:p>
     <w:p>
       <w:pPr>
+        <w:spacing w:line="276" w:lineRule="auto"/>
         <w:rPr/>
       </w:pPr>
       <w:r>
@@ -1362,6 +1373,7 @@
       <w:r>
         <w:rPr>
           <w:b w:val="1"/>
+          <w:bCs w:val="1"/>
           <w:rtl w:val="0"/>
         </w:rPr>
         <w:t xml:space="preserve">Franco Quaremba</w:t>
@@ -1375,12 +1387,13 @@
     </w:p>
     <w:p>
       <w:pPr>
-        <w:spacing w:after="240" w:before="240" w:lineRule="auto"/>
-        <w:rPr/>
-      </w:pPr>
-      <w:r>
-        <w:rPr>
-          <w:b w:val="1"/>
+        <w:spacing w:after="240" w:before="240" w:line="276" w:lineRule="auto"/>
+        <w:rPr/>
+      </w:pPr>
+      <w:r>
+        <w:rPr>
+          <w:b w:val="1"/>
+          <w:bCs w:val="1"/>
           <w:rtl w:val="0"/>
         </w:rPr>
         <w:t xml:space="preserve">Rodrigo</w:t>
@@ -1394,12 +1407,13 @@
     </w:p>
     <w:p>
       <w:pPr>
-        <w:spacing w:after="240" w:before="240" w:lineRule="auto"/>
-        <w:rPr/>
-      </w:pPr>
-      <w:r>
-        <w:rPr>
-          <w:b w:val="1"/>
+        <w:spacing w:after="240" w:before="240" w:line="276" w:lineRule="auto"/>
+        <w:rPr/>
+      </w:pPr>
+      <w:r>
+        <w:rPr>
+          <w:b w:val="1"/>
+          <w:bCs w:val="1"/>
           <w:rtl w:val="0"/>
         </w:rPr>
         <w:t xml:space="preserve">Lukas Gonzales</w:t>
@@ -1414,40 +1428,41 @@
     </w:p>
     <w:p>
       <w:pPr>
-        <w:spacing w:after="240" w:before="240" w:lineRule="auto"/>
-        <w:rPr/>
-      </w:pPr>
-      <w:r>
-        <w:rPr>
-          <w:rtl w:val="0"/>
-        </w:rPr>
-      </w:r>
-    </w:p>
-    <w:p>
-      <w:pPr>
-        <w:spacing w:after="240" w:before="240" w:lineRule="auto"/>
-        <w:rPr/>
-      </w:pPr>
-      <w:r>
-        <w:rPr>
-          <w:rtl w:val="0"/>
-        </w:rPr>
-      </w:r>
-    </w:p>
-    <w:p>
-      <w:pPr>
-        <w:spacing w:after="240" w:before="240" w:lineRule="auto"/>
-        <w:rPr/>
-      </w:pPr>
-      <w:r>
-        <w:rPr>
-          <w:rtl w:val="0"/>
-        </w:rPr>
-        <w:br w:type="textWrapping"/>
-      </w:r>
-      <w:r>
-        <w:rPr>
-          <w:b w:val="1"/>
+        <w:spacing w:after="240" w:before="240" w:line="276" w:lineRule="auto"/>
+        <w:rPr/>
+      </w:pPr>
+      <w:r>
+        <w:rPr>
+          <w:rtl w:val="0"/>
+        </w:rPr>
+      </w:r>
+    </w:p>
+    <w:p>
+      <w:pPr>
+        <w:spacing w:after="240" w:before="240" w:line="276" w:lineRule="auto"/>
+        <w:rPr/>
+      </w:pPr>
+      <w:r>
+        <w:rPr>
+          <w:rtl w:val="0"/>
+        </w:rPr>
+      </w:r>
+    </w:p>
+    <w:p>
+      <w:pPr>
+        <w:spacing w:after="240" w:before="240" w:line="276" w:lineRule="auto"/>
+        <w:rPr/>
+      </w:pPr>
+      <w:r>
+        <w:rPr>
+          <w:rtl w:val="0"/>
+        </w:rPr>
+        <w:br w:type="textWrapping"/>
+      </w:r>
+      <w:r>
+        <w:rPr>
+          <w:b w:val="1"/>
+          <w:bCs w:val="1"/>
           <w:rtl w:val="0"/>
         </w:rPr>
         <w:t xml:space="preserve">Raúl Martínez</w:t>
@@ -1461,12 +1476,13 @@
     </w:p>
     <w:p>
       <w:pPr>
-        <w:spacing w:after="240" w:before="240" w:lineRule="auto"/>
-        <w:rPr/>
-      </w:pPr>
-      <w:r>
-        <w:rPr>
-          <w:b w:val="1"/>
+        <w:spacing w:after="240" w:before="240" w:line="276" w:lineRule="auto"/>
+        <w:rPr/>
+      </w:pPr>
+      <w:r>
+        <w:rPr>
+          <w:b w:val="1"/>
+          <w:bCs w:val="1"/>
           <w:rtl w:val="0"/>
         </w:rPr>
         <w:t xml:space="preserve">Adrián Hidalgo</w:t>
@@ -1484,11 +1500,12 @@
     <w:p>
       <w:pPr>
         <w:pStyle w:val="Title"/>
+        <w:spacing w:line="276" w:lineRule="auto"/>
         <w:rPr>
           <w:rFonts w:ascii="Caveat" w:cs="Caveat" w:eastAsia="Caveat" w:hAnsi="Caveat"/>
         </w:rPr>
       </w:pPr>
-      <w:bookmarkStart w:colFirst="0" w:colLast="0" w:name="_mevhq2ri6pk4" w:id="8"/>
+      <w:bookmarkStart w:colFirst="0" w:colLast="0" w:name="_heading=h.mevhq2ri6pk4" w:id="8"/>
       <w:bookmarkEnd w:id="8"/>
       <w:r>
         <w:rPr>
@@ -1500,7 +1517,7 @@
     </w:p>
     <w:p>
       <w:pPr>
-        <w:spacing w:after="240" w:before="240" w:lineRule="auto"/>
+        <w:spacing w:after="240" w:before="240" w:line="276" w:lineRule="auto"/>
         <w:rPr/>
       </w:pPr>
       <w:r>
@@ -1512,6 +1529,7 @@
       <w:r>
         <w:rPr>
           <w:b w:val="1"/>
+          <w:bCs w:val="1"/>
           <w:rtl w:val="0"/>
         </w:rPr>
         <w:t xml:space="preserve">Lukas Gonzales</w:t>
@@ -1525,14 +1543,16 @@
     </w:p>
     <w:p>
       <w:pPr>
-        <w:spacing w:after="240" w:before="240" w:lineRule="auto"/>
-        <w:rPr>
-          <w:b w:val="1"/>
-        </w:rPr>
-      </w:pPr>
-      <w:r>
-        <w:rPr>
-          <w:b w:val="1"/>
+        <w:spacing w:after="240" w:before="240" w:line="276" w:lineRule="auto"/>
+        <w:rPr>
+          <w:b w:val="1"/>
+          <w:bCs w:val="1"/>
+        </w:rPr>
+      </w:pPr>
+      <w:r>
+        <w:rPr>
+          <w:b w:val="1"/>
+          <w:bCs w:val="1"/>
           <w:rtl w:val="0"/>
         </w:rPr>
         <w:t xml:space="preserve">Modelo 3D en Minecraft</w:t>
@@ -1540,7 +1560,7 @@
     </w:p>
     <w:p>
       <w:pPr>
-        <w:spacing w:after="240" w:before="240" w:lineRule="auto"/>
+        <w:spacing w:after="240" w:before="240" w:line="276" w:lineRule="auto"/>
         <w:rPr/>
       </w:pPr>
       <w:r>
@@ -1552,14 +1572,16 @@
     </w:p>
     <w:p>
       <w:pPr>
-        <w:spacing w:after="240" w:before="240" w:lineRule="auto"/>
-        <w:rPr>
-          <w:b w:val="1"/>
-        </w:rPr>
-      </w:pPr>
-      <w:r>
-        <w:rPr>
-          <w:b w:val="1"/>
+        <w:spacing w:after="240" w:before="240" w:line="276" w:lineRule="auto"/>
+        <w:rPr>
+          <w:b w:val="1"/>
+          <w:bCs w:val="1"/>
+        </w:rPr>
+      </w:pPr>
+      <w:r>
+        <w:rPr>
+          <w:b w:val="1"/>
+          <w:bCs w:val="1"/>
           <w:rtl w:val="0"/>
         </w:rPr>
         <w:t xml:space="preserve">Mejoras en el Diseño del Chat de Lukas Gonzales</w:t>
@@ -1567,7 +1589,7 @@
     </w:p>
     <w:p>
       <w:pPr>
-        <w:spacing w:after="240" w:before="240" w:lineRule="auto"/>
+        <w:spacing w:after="240" w:before="240" w:line="276" w:lineRule="auto"/>
         <w:rPr/>
       </w:pPr>
       <w:r>
@@ -1580,11 +1602,12 @@
     <w:p>
       <w:pPr>
         <w:pStyle w:val="Title"/>
+        <w:spacing w:line="276" w:lineRule="auto"/>
         <w:rPr>
           <w:rFonts w:ascii="Caveat" w:cs="Caveat" w:eastAsia="Caveat" w:hAnsi="Caveat"/>
         </w:rPr>
       </w:pPr>
-      <w:bookmarkStart w:colFirst="0" w:colLast="0" w:name="_t3fvpj1o1829" w:id="9"/>
+      <w:bookmarkStart w:colFirst="0" w:colLast="0" w:name="_heading=h.t3fvpj1o1829" w:id="9"/>
       <w:bookmarkEnd w:id="9"/>
       <w:r>
         <w:rPr>
@@ -1596,7 +1619,7 @@
     </w:p>
     <w:p>
       <w:pPr>
-        <w:spacing w:after="240" w:before="240" w:lineRule="auto"/>
+        <w:spacing w:after="240" w:before="240" w:line="276" w:lineRule="auto"/>
         <w:rPr/>
       </w:pPr>
       <w:r>
@@ -1608,7 +1631,7 @@
     </w:p>
     <w:p>
       <w:pPr>
-        <w:spacing w:after="240" w:before="240" w:lineRule="auto"/>
+        <w:spacing w:after="240" w:before="240" w:line="276" w:lineRule="auto"/>
         <w:rPr/>
       </w:pPr>
       <w:r>
@@ -1620,7 +1643,7 @@
     </w:p>
     <w:p>
       <w:pPr>
-        <w:spacing w:after="240" w:before="240" w:lineRule="auto"/>
+        <w:spacing w:after="240" w:before="240" w:line="276" w:lineRule="auto"/>
         <w:rPr/>
       </w:pPr>
       <w:r>
@@ -1633,11 +1656,12 @@
     <w:p>
       <w:pPr>
         <w:pStyle w:val="Title"/>
+        <w:spacing w:line="276" w:lineRule="auto"/>
         <w:rPr>
           <w:rFonts w:ascii="Caveat" w:cs="Caveat" w:eastAsia="Caveat" w:hAnsi="Caveat"/>
         </w:rPr>
       </w:pPr>
-      <w:bookmarkStart w:colFirst="0" w:colLast="0" w:name="_skugz8svpjvj" w:id="10"/>
+      <w:bookmarkStart w:colFirst="0" w:colLast="0" w:name="_heading=h.skugz8svpjvj" w:id="10"/>
       <w:bookmarkEnd w:id="10"/>
       <w:r>
         <w:rPr>
@@ -1651,498 +1675,693 @@
           <w:rFonts w:ascii="Caveat" w:cs="Caveat" w:eastAsia="Caveat" w:hAnsi="Caveat"/>
           <w:rtl w:val="0"/>
         </w:rPr>
-        <w:t xml:space="preserve">8</w:t>
-      </w:r>
-      <w:r>
+        <w:t xml:space="preserve">8/10/25:</w:t>
+      </w:r>
+    </w:p>
+    <w:p>
+      <w:pPr>
+        <w:spacing w:line="276" w:lineRule="auto"/>
+        <w:rPr/>
+      </w:pPr>
+      <w:r>
+        <w:rPr>
+          <w:rtl w:val="0"/>
+        </w:rPr>
+        <w:br w:type="textWrapping"/>
+        <w:t xml:space="preserve">Somos conscientes de que durante un lapso aproximado de dos semanas no se registraron avances visibles o entregables concretos en nuestro proyecto. Esta pausa temporal en la publicación de resultados no se debe a una falta de compromiso o dedicación, sino más bien a la coincidencia con múltiples ocupaciones académicas y personales que afectaron la disponibilidad de los integrantes del grupo. Durante este tiempo, varios miembros tuvieron que atender exámenes, otros proyectos y diversas tareas que demandan atención prioritaria. No obstante, a pesar de estas circunstancias, el trabajo y progreso en ciertos aspectos clave del proyecto continuaron de manera constante aunque de forma menos documentada.</w:t>
+      </w:r>
+    </w:p>
+    <w:p>
+      <w:pPr>
+        <w:spacing w:after="240" w:before="240" w:line="276" w:lineRule="auto"/>
+        <w:rPr/>
+      </w:pPr>
+      <w:r>
+        <w:rPr>
+          <w:rtl w:val="0"/>
+        </w:rPr>
+        <w:t xml:space="preserve">En particular, uno de los focos principales ha sido la mejora sustancial del modelo 3D desarrollado para la simulación y visualización del entorno del proyecto. El modelo 3D ha evolucionado notablemente desde sus primeras versiones, en gran medida gracias a las recomendaciones y sugerencias proporcionadas por </w:t>
+      </w:r>
+      <w:r>
+        <w:rPr>
+          <w:b w:val="1"/>
+          <w:bCs w:val="1"/>
+          <w:rtl w:val="0"/>
+        </w:rPr>
+        <w:t xml:space="preserve">Adrián Hidalgo</w:t>
+      </w:r>
+      <w:r>
+        <w:rPr>
+          <w:rtl w:val="0"/>
+        </w:rPr>
+        <w:t xml:space="preserve"> al integrante </w:t>
+      </w:r>
+      <w:r>
+        <w:rPr>
+          <w:b w:val="1"/>
+          <w:bCs w:val="1"/>
+          <w:rtl w:val="0"/>
+        </w:rPr>
+        <w:t xml:space="preserve">Lukas Gonzales</w:t>
+      </w:r>
+      <w:r>
+        <w:rPr>
+          <w:rtl w:val="0"/>
+        </w:rPr>
+        <w:t xml:space="preserve">. Estas recomendaciones se enfocan en optimizar la estructura, aumentar el nivel de detalle y mejorar la usabilidad del modelo, permitiendo que la representación digital sea mucho más precisa y funcional. Este avance es crucial para el proyecto, ya que el modelo 3D sirve como base visual y técnica para muchas de las otras actividades y análisis que se llevan a cabo.</w:t>
+      </w:r>
+    </w:p>
+    <w:p>
+      <w:pPr>
+        <w:spacing w:after="240" w:before="240" w:line="276" w:lineRule="auto"/>
+        <w:rPr/>
+      </w:pPr>
+      <w:r>
+        <w:rPr>
+          <w:rtl w:val="0"/>
+        </w:rPr>
+        <w:t xml:space="preserve">Además, se ha trabajado en paralelo en la mejora del sistema de chat integrado, que forma parte de la plataforma interactiva del proyecto. La funcionalidad del chat ha experimentado un desarrollo significativo, con mejoras en la interfaz, la capacidad de respuesta y la integración de funcionalidades recomendadas, también bajo la guía de </w:t>
+      </w:r>
+      <w:r>
+        <w:rPr>
+          <w:b w:val="1"/>
+          <w:bCs w:val="1"/>
+          <w:rtl w:val="0"/>
+        </w:rPr>
+        <w:t xml:space="preserve">Adrián Hidalgo</w:t>
+      </w:r>
+      <w:r>
+        <w:rPr>
+          <w:rtl w:val="0"/>
+        </w:rPr>
+        <w:t xml:space="preserve">. Esto ha permitido que la comunicación entre usuarios y el sistema sea mucho más fluida y eficiente, lo que incrementa la experiencia del usuario y facilita la interacción en el entorno virtual. Estos avances se consideran una base sólida para futuras implementaciones y optimizaciones, y reflejan el compromiso del equipo por superar los obstáculos y mantener el impulso del proyecto.</w:t>
+      </w:r>
+    </w:p>
+    <w:p>
+      <w:pPr>
+        <w:spacing w:after="240" w:before="240" w:line="276" w:lineRule="auto"/>
+        <w:rPr/>
+      </w:pPr>
+      <w:r>
+        <w:rPr>
+          <w:rtl w:val="0"/>
+        </w:rPr>
+        <w:t xml:space="preserve">Por otra parte, otro hito importante que marcamos en este periodo fue el inicio de los cálculos relacionados con el sistema de cables (Redstone) en Minecraft, tarea liderada por </w:t>
+      </w:r>
+      <w:r>
+        <w:rPr>
+          <w:b w:val="1"/>
+          <w:bCs w:val="1"/>
+          <w:rtl w:val="0"/>
+        </w:rPr>
+        <w:t xml:space="preserve">Franco Quaremba</w:t>
+      </w:r>
+      <w:r>
+        <w:rPr>
+          <w:rtl w:val="0"/>
+        </w:rPr>
+        <w:t xml:space="preserve">. Esta parte del proyecto es fundamental para la simulación de circuitos y conexiones dentro del entorno virtual, permitiendo modelar el flujo de señales y la lógica necesaria para el correcto funcionamiento de los sistemas que se desean representar. La complejidad de estos cálculos y la precisión requerida hacen que este trabajo sea especialmente desafiante, pero el equipo ha avanzado con determinación y un enfoque meticuloso para garantizar resultados confiables y aplicables en el contexto del proyecto.</w:t>
+      </w:r>
+    </w:p>
+    <w:p>
+      <w:pPr>
+        <w:spacing w:after="240" w:before="240" w:line="276" w:lineRule="auto"/>
+        <w:rPr/>
+      </w:pPr>
+      <w:r>
+        <w:rPr>
+          <w:rtl w:val="0"/>
+        </w:rPr>
+        <w:t xml:space="preserve">Cabe destacar también la colaboración de </w:t>
+      </w:r>
+      <w:r>
+        <w:rPr>
+          <w:b w:val="1"/>
+          <w:bCs w:val="1"/>
+          <w:rtl w:val="0"/>
+        </w:rPr>
+        <w:t xml:space="preserve">Rodrigo Acevedo</w:t>
+      </w:r>
+      <w:r>
+        <w:rPr>
+          <w:rtl w:val="0"/>
+        </w:rPr>
+        <w:t xml:space="preserve">, quien ha contribuido activamente no solo en los aspectos técnicos relacionados con el modelo 3D, sino también en la integración de diferentes componentes y en la coordinación de tareas para mejorar la coherencia general del proyecto. Su aporte ha sido esencial para mantener la cohesión del trabajo en equipo y asegurar que las distintas áreas del proyecto avancen en paralelo de manera armoniosa.</w:t>
+      </w:r>
+    </w:p>
+    <w:p>
+      <w:pPr>
+        <w:spacing w:after="240" w:before="240" w:line="276" w:lineRule="auto"/>
+        <w:rPr/>
+      </w:pPr>
+      <w:r>
+        <w:rPr>
+          <w:rtl w:val="0"/>
+        </w:rPr>
+        <w:t xml:space="preserve">Finalmente, en este período también iniciamos la colocación estratégica de teléfonos y cámaras a lo largo de toda la instalación virtual. Esta tarea es crucial para el diseño y la funcionalidad del entorno, ya que estos dispositivos permitirán monitorear y gestionar diferentes aspectos del sistema, además de servir como puntos de interacción para los usuarios. La planificación y ubicación de estos elementos se ha realizado con un enfoque en la cobertura óptima y la integración estética dentro del modelo 3D, buscando que la experiencia del usuario sea lo más realista y funcional posible.</w:t>
+      </w:r>
+    </w:p>
+    <w:p>
+      <w:pPr>
+        <w:spacing w:after="240" w:before="240" w:line="276" w:lineRule="auto"/>
+        <w:rPr/>
+      </w:pPr>
+      <w:r>
+        <w:rPr>
+          <w:rtl w:val="0"/>
+        </w:rPr>
+        <w:t xml:space="preserve">En resumen…. aunque el ritmo de entregas externas se vio afectado por compromisos académicos y personales, el equipo se mantuvo activo y enfocado en avanzar en aspectos clave del proyecto. El desarrollo del modelo 3D y el sistema de chat, la implementación de los cálculos de Redstone y la colocación de dispositivos interactivos representan progresos significativos que consolidan las bases para las siguientes etapas del trabajo. Continuamos comprometidos en superar las dificultades temporales y mantener la calidad y el compromiso que el proyecto merece.</w:t>
+      </w:r>
+    </w:p>
+    <w:p>
+      <w:pPr>
+        <w:spacing w:after="240" w:before="240" w:line="276" w:lineRule="auto"/>
+        <w:rPr/>
+      </w:pPr>
+      <w:r>
+        <w:rPr>
+          <w:rtl w:val="0"/>
+        </w:rPr>
+        <w:t xml:space="preserve">También el miembro </w:t>
+      </w:r>
+      <w:r>
+        <w:rPr>
+          <w:b w:val="1"/>
+          <w:bCs w:val="1"/>
+          <w:rtl w:val="0"/>
+        </w:rPr>
+        <w:t xml:space="preserve">Adrián Hidalgo</w:t>
+      </w:r>
+      <w:r>
+        <w:rPr>
+          <w:rtl w:val="0"/>
+        </w:rPr>
+        <w:t xml:space="preserve"> cumple años hoy y bueno es un detalle mínimo, pero también destaca el esfuerzo que hizo por trabajar en este proyecto y las ganas que le metió en el modelo 3D en Minecraft.</w:t>
+      </w:r>
+    </w:p>
+    <w:p>
+      <w:pPr>
+        <w:pStyle w:val="Title"/>
+        <w:spacing w:line="276" w:lineRule="auto"/>
         <w:rPr>
           <w:rFonts w:ascii="Caveat" w:cs="Caveat" w:eastAsia="Caveat" w:hAnsi="Caveat"/>
-          <w:b w:val="1"/>
-          <w:sz w:val="46"/>
-          <w:szCs w:val="46"/>
-          <w:rtl w:val="0"/>
-        </w:rPr>
-        <w:t xml:space="preserve">/</w:t>
-      </w:r>
+        </w:rPr>
+      </w:pPr>
+      <w:bookmarkStart w:colFirst="0" w:colLast="0" w:name="_heading=h.6ayvqtdo867i" w:id="11"/>
+      <w:bookmarkEnd w:id="11"/>
       <w:r>
         <w:rPr>
           <w:rFonts w:ascii="Caveat" w:cs="Caveat" w:eastAsia="Caveat" w:hAnsi="Caveat"/>
           <w:rtl w:val="0"/>
         </w:rPr>
-        <w:t xml:space="preserve">10</w:t>
-      </w:r>
-      <w:r>
+        <w:t xml:space="preserve">17/10/25:</w:t>
+      </w:r>
+    </w:p>
+    <w:p>
+      <w:pPr>
+        <w:spacing w:after="240" w:before="240" w:line="276" w:lineRule="auto"/>
+        <w:rPr/>
+      </w:pPr>
+      <w:r>
+        <w:rPr>
+          <w:rtl w:val="0"/>
+        </w:rPr>
+        <w:t xml:space="preserve">En esta última etapa de trabajo logramos </w:t>
+      </w:r>
+      <w:r>
+        <w:rPr>
+          <w:b w:val="1"/>
+          <w:bCs w:val="1"/>
+          <w:rtl w:val="0"/>
+        </w:rPr>
+        <w:t xml:space="preserve">finalizar tanto el modelo 3D como el modelo 2D</w:t>
+      </w:r>
+      <w:r>
+        <w:rPr>
+          <w:rtl w:val="0"/>
+        </w:rPr>
+        <w:t xml:space="preserve">, alcanzando un avance importante dentro del proyecto. Además, </w:t>
+      </w:r>
+      <w:r>
+        <w:rPr>
+          <w:b w:val="1"/>
+          <w:bCs w:val="1"/>
+          <w:rtl w:val="0"/>
+        </w:rPr>
+        <w:t xml:space="preserve">iniciamos el desarrollo de la base de datos</w:t>
+      </w:r>
+      <w:r>
+        <w:rPr>
+          <w:rtl w:val="0"/>
+        </w:rPr>
+        <w:t xml:space="preserve">, tarea que está siendo llevada a cabo por </w:t>
+      </w:r>
+      <w:r>
+        <w:rPr>
+          <w:b w:val="1"/>
+          <w:bCs w:val="1"/>
+          <w:rtl w:val="0"/>
+        </w:rPr>
+        <w:t xml:space="preserve">Adrián Hidalgo</w:t>
+      </w:r>
+      <w:r>
+        <w:rPr>
+          <w:rtl w:val="0"/>
+        </w:rPr>
+        <w:t xml:space="preserve">. Él también fue quien se encargó de capturar imágenes y tomar referencias del modelo 3D, con el fin de facilitar la representación del </w:t>
+      </w:r>
+      <w:r>
+        <w:rPr>
+          <w:b w:val="1"/>
+          <w:bCs w:val="1"/>
+          <w:rtl w:val="0"/>
+        </w:rPr>
+        <w:t xml:space="preserve">modelo 2D</w:t>
+      </w:r>
+      <w:r>
+        <w:rPr>
+          <w:rtl w:val="0"/>
+        </w:rPr>
+        <w:t xml:space="preserve"> y poder mostrar de forma más detallada cómo se realizó la transición desde el entorno tridimensional hacia el plano bidimensional.</w:t>
+      </w:r>
+    </w:p>
+    <w:p>
+      <w:pPr>
+        <w:spacing w:after="240" w:before="240" w:line="276" w:lineRule="auto"/>
+        <w:rPr/>
+      </w:pPr>
+      <w:r>
+        <w:rPr>
+          <w:rtl w:val="0"/>
+        </w:rPr>
+        <w:t xml:space="preserve">Hasta el momento, Adrián se encuentra </w:t>
+      </w:r>
+      <w:r>
+        <w:rPr>
+          <w:b w:val="1"/>
+          <w:bCs w:val="1"/>
+          <w:rtl w:val="0"/>
+        </w:rPr>
+        <w:t xml:space="preserve">comenzando con el diseño del diagrama de base de datos</w:t>
+      </w:r>
+      <w:r>
+        <w:rPr>
+          <w:rtl w:val="0"/>
+        </w:rPr>
+        <w:t xml:space="preserve">, donde se definirán las tablas, relaciones y estructuras necesarias para el funcionamiento del sistema. Es una etapa inicial, pero fundamental, ya que sentará las bases para la parte lógica y técnica del proyecto que se desarrollará más adelante.</w:t>
+      </w:r>
+    </w:p>
+    <w:p>
+      <w:pPr>
+        <w:spacing w:after="240" w:before="240" w:line="276" w:lineRule="auto"/>
+        <w:rPr/>
+      </w:pPr>
+      <w:r>
+        <w:rPr>
+          <w:rtl w:val="0"/>
+        </w:rPr>
+        <w:t xml:space="preserve">Por otro lado, </w:t>
+      </w:r>
+      <w:r>
+        <w:rPr>
+          <w:b w:val="1"/>
+          <w:bCs w:val="1"/>
+          <w:rtl w:val="0"/>
+        </w:rPr>
+        <w:t xml:space="preserve">Lukas González</w:t>
+      </w:r>
+      <w:r>
+        <w:rPr>
+          <w:rtl w:val="0"/>
+        </w:rPr>
+        <w:t xml:space="preserve"> está a cargo del </w:t>
+      </w:r>
+      <w:r>
+        <w:rPr>
+          <w:b w:val="1"/>
+          <w:bCs w:val="1"/>
+          <w:rtl w:val="0"/>
+        </w:rPr>
+        <w:t xml:space="preserve">desarrollo del backend</w:t>
+      </w:r>
+      <w:r>
+        <w:rPr>
+          <w:rtl w:val="0"/>
+        </w:rPr>
+        <w:t xml:space="preserve">, que será la parte encargada de la lógica interna y la conexión entre la base de datos y el sistema. Además, ha estado experimentando con el uso de </w:t>
+      </w:r>
+      <w:r>
+        <w:rPr>
+          <w:b w:val="1"/>
+          <w:bCs w:val="1"/>
+          <w:rtl w:val="0"/>
+        </w:rPr>
+        <w:t xml:space="preserve">Packet Tracer</w:t>
+      </w:r>
+      <w:r>
+        <w:rPr>
+          <w:rtl w:val="0"/>
+        </w:rPr>
+        <w:t xml:space="preserve">, una herramienta muy útil para la simulación de redes, lo cual podría contribuir en la parte de comunicación entre los distintos módulos del proyecto o en el análisis del flujo de datos.</w:t>
+      </w:r>
+    </w:p>
+    <w:p>
+      <w:pPr>
+        <w:spacing w:after="240" w:before="240" w:line="276" w:lineRule="auto"/>
+        <w:rPr/>
+      </w:pPr>
+      <w:r>
+        <w:rPr>
+          <w:b w:val="1"/>
+          <w:bCs w:val="1"/>
+          <w:rtl w:val="0"/>
+        </w:rPr>
+        <w:t xml:space="preserve">Quaremba</w:t>
+      </w:r>
+      <w:r>
+        <w:rPr>
+          <w:rtl w:val="0"/>
+        </w:rPr>
+        <w:t xml:space="preserve">, por su parte, finalizó los </w:t>
+      </w:r>
+      <w:r>
+        <w:rPr>
+          <w:b w:val="1"/>
+          <w:bCs w:val="1"/>
+          <w:rtl w:val="0"/>
+        </w:rPr>
+        <w:t xml:space="preserve">cálculos de los materiales</w:t>
+      </w:r>
+      <w:r>
+        <w:rPr>
+          <w:rtl w:val="0"/>
+        </w:rPr>
+        <w:t xml:space="preserve"> utilizados en la creación del modelo 3D, trabajo que requirió tiempo y precisión para estimar correctamente las cantidades necesarias. Además, estuvo desarrollando el </w:t>
+      </w:r>
+      <w:r>
+        <w:rPr>
+          <w:b w:val="1"/>
+          <w:bCs w:val="1"/>
+          <w:rtl w:val="0"/>
+        </w:rPr>
+        <w:t xml:space="preserve">modelo 2D a partir del modelo 3D</w:t>
+      </w:r>
+      <w:r>
+        <w:rPr>
+          <w:rtl w:val="0"/>
+        </w:rPr>
+        <w:t xml:space="preserve"> (aunque suene un poco extraño al decirlo así) pero como solemos bromear dentro del grupo, “es culpa de </w:t>
+      </w:r>
+      <w:r>
+        <w:rPr>
+          <w:b w:val="1"/>
+          <w:bCs w:val="1"/>
+          <w:rtl w:val="0"/>
+        </w:rPr>
+        <w:t xml:space="preserve">Adrián Hidalgo</w:t>
+      </w:r>
+      <w:r>
+        <w:rPr>
+          <w:rtl w:val="0"/>
+        </w:rPr>
+        <w:t xml:space="preserve">, por ser el mejor arquitecto de Minecraft” ya que su construcción sirvió como base para el resto de las etapas.</w:t>
+      </w:r>
+    </w:p>
+    <w:p>
+      <w:pPr>
+        <w:spacing w:after="240" w:before="240" w:line="276" w:lineRule="auto"/>
+        <w:rPr/>
+      </w:pPr>
+      <w:r>
+        <w:rPr>
+          <w:b w:val="1"/>
+          <w:bCs w:val="1"/>
+          <w:rtl w:val="0"/>
+        </w:rPr>
+        <w:t xml:space="preserve">Rodrigo Acevedo</w:t>
+      </w:r>
+      <w:r>
+        <w:rPr>
+          <w:rtl w:val="0"/>
+        </w:rPr>
+        <w:t xml:space="preserve"> colaboró activamente con Quaremba en la </w:t>
+      </w:r>
+      <w:r>
+        <w:rPr>
+          <w:b w:val="1"/>
+          <w:bCs w:val="1"/>
+          <w:rtl w:val="0"/>
+        </w:rPr>
+        <w:t xml:space="preserve">realización del modelo 2D</w:t>
+      </w:r>
+      <w:r>
+        <w:rPr>
+          <w:rtl w:val="0"/>
+        </w:rPr>
+        <w:t xml:space="preserve">, aportando ideas, revisando proporciones y ayudando a ajustar detalles del diseño. Su participación fue importante para que el resultado final quedara más completo y coherente con el modelo original.</w:t>
+      </w:r>
+    </w:p>
+    <w:p>
+      <w:pPr>
+        <w:spacing w:after="240" w:before="240" w:line="276" w:lineRule="auto"/>
+        <w:rPr/>
+      </w:pPr>
+      <w:r>
+        <w:rPr>
+          <w:rtl w:val="0"/>
+        </w:rPr>
+        <w:t xml:space="preserve">Por último, </w:t>
+      </w:r>
+      <w:r>
+        <w:rPr>
+          <w:b w:val="1"/>
+          <w:bCs w:val="1"/>
+          <w:rtl w:val="0"/>
+        </w:rPr>
+        <w:t xml:space="preserve">Raúl Martínez</w:t>
+      </w:r>
+      <w:r>
+        <w:rPr>
+          <w:rtl w:val="0"/>
+        </w:rPr>
+        <w:t xml:space="preserve"> en los últimos días </w:t>
+      </w:r>
+      <w:r>
+        <w:rPr>
+          <w:b w:val="1"/>
+          <w:bCs w:val="1"/>
+          <w:rtl w:val="0"/>
+        </w:rPr>
+        <w:t xml:space="preserve">no ha presentado actividad colaborativa</w:t>
+      </w:r>
+      <w:r>
+        <w:rPr>
+          <w:rtl w:val="0"/>
+        </w:rPr>
+        <w:t xml:space="preserve">, lo cual consideramos preocupante, ya que su falta de participación podría perjudicar el ritmo de trabajo del grupo. Esperamos que en los próximos días pueda retomar sus tareas y sumarse nuevamente al desarrollo del proyecto.</w:t>
+      </w:r>
+    </w:p>
+    <w:p>
+      <w:pPr>
+        <w:pStyle w:val="Title"/>
+        <w:spacing w:line="276" w:lineRule="auto"/>
         <w:rPr>
           <w:rFonts w:ascii="Caveat" w:cs="Caveat" w:eastAsia="Caveat" w:hAnsi="Caveat"/>
-          <w:b w:val="1"/>
-          <w:sz w:val="46"/>
-          <w:szCs w:val="46"/>
-          <w:rtl w:val="0"/>
-        </w:rPr>
-        <w:t xml:space="preserve">/25:</w:t>
-      </w:r>
-      <w:r>
-        <w:rPr>
-          <w:rtl w:val="0"/>
-        </w:rPr>
-      </w:r>
-    </w:p>
-    <w:p>
-      <w:pPr>
-        <w:rPr/>
-      </w:pPr>
-      <w:r>
-        <w:rPr>
-          <w:rtl w:val="0"/>
-        </w:rPr>
-        <w:br w:type="textWrapping"/>
-        <w:t xml:space="preserve">Somos conscientes de que durante un lapso aproximado de dos semanas no se registraron avances visibles o entregables concretos en nuestro proyecto. Esta pausa temporal en la publicación de resultados no se debe a una falta de compromiso o dedicación, sino más bien a la coincidencia con múltiples ocupaciones académicas y personales que afectaron la disponibilidad de los integrantes del grupo. Durante este tiempo, varios miembros tuvieron que atender exámenes, otros proyectos y diversas tareas que demandan atención prioritaria. No obstante, a pesar de estas circunstancias, el trabajo y progreso en ciertos aspectos clave del proyecto continuaron de manera constante aunque de forma menos documentada.</w:t>
-      </w:r>
-    </w:p>
-    <w:p>
-      <w:pPr>
-        <w:spacing w:after="240" w:before="240" w:lineRule="auto"/>
-        <w:rPr/>
-      </w:pPr>
-      <w:r>
-        <w:rPr>
-          <w:rtl w:val="0"/>
-        </w:rPr>
-        <w:t xml:space="preserve">En particular, uno de los focos principales ha sido la mejora sustancial del modelo 3D desarrollado para la simulación y visualización del entorno del proyecto. El modelo 3D ha evolucionado notablemente desde sus primeras versiones, en gran medida gracias a las recomendaciones y sugerencias proporcionadas por </w:t>
-      </w:r>
-      <w:r>
-        <w:rPr>
-          <w:b w:val="1"/>
-          <w:rtl w:val="0"/>
-        </w:rPr>
-        <w:t xml:space="preserve">Adrián Hidalgo</w:t>
-      </w:r>
-      <w:r>
-        <w:rPr>
-          <w:rtl w:val="0"/>
-        </w:rPr>
-        <w:t xml:space="preserve"> al integrante </w:t>
-      </w:r>
-      <w:r>
-        <w:rPr>
-          <w:b w:val="1"/>
-          <w:rtl w:val="0"/>
-        </w:rPr>
-        <w:t xml:space="preserve">Lukas Gonzales</w:t>
-      </w:r>
-      <w:r>
-        <w:rPr>
-          <w:rtl w:val="0"/>
-        </w:rPr>
-        <w:t xml:space="preserve">. Estas recomendaciones se enfocan en optimizar la estructura, aumentar el nivel de detalle y mejorar la usabilidad del modelo, permitiendo que la representación digital sea mucho más precisa y funcional. Este avance es crucial para el proyecto, ya que el modelo 3D sirve como base visual y técnica para muchas de las otras actividades y análisis que se llevan a cabo.</w:t>
-      </w:r>
-    </w:p>
-    <w:p>
-      <w:pPr>
-        <w:spacing w:after="240" w:before="240" w:lineRule="auto"/>
-        <w:rPr/>
-      </w:pPr>
-      <w:r>
-        <w:rPr>
-          <w:rtl w:val="0"/>
-        </w:rPr>
-        <w:t xml:space="preserve">Además, se ha trabajado en paralelo en la mejora del sistema de chat integrado, que forma parte de la plataforma interactiva del proyecto. La funcionalidad del chat ha experimentado un desarrollo significativo, con mejoras en la interfaz, la capacidad de respuesta y la integración de funcionalidades recomendadas, también bajo la guía de </w:t>
-      </w:r>
-      <w:r>
-        <w:rPr>
-          <w:b w:val="1"/>
-          <w:rtl w:val="0"/>
-        </w:rPr>
-        <w:t xml:space="preserve">Adrián Hidalgo</w:t>
-      </w:r>
-      <w:r>
-        <w:rPr>
-          <w:rtl w:val="0"/>
-        </w:rPr>
-        <w:t xml:space="preserve">. Esto ha permitido que la comunicación entre usuarios y el sistema sea mucho más fluida y eficiente, lo que incrementa la experiencia del usuario y facilita la interacción en el entorno virtual. Estos avances se consideran una base sólida para futuras implementaciones y optimizaciones, y reflejan el compromiso del equipo por superar los obstáculos y mantener el impulso del proyecto.</w:t>
-      </w:r>
-    </w:p>
-    <w:p>
-      <w:pPr>
-        <w:spacing w:after="240" w:before="240" w:lineRule="auto"/>
-        <w:rPr/>
-      </w:pPr>
-      <w:r>
-        <w:rPr>
-          <w:rtl w:val="0"/>
-        </w:rPr>
-        <w:t xml:space="preserve">Por otra parte, otro hito importante que marcamos en este periodo fue el inicio de los cálculos relacionados con el sistema de cables (Redstone) en Minecraft, tarea liderada por </w:t>
-      </w:r>
-      <w:r>
-        <w:rPr>
-          <w:b w:val="1"/>
-          <w:rtl w:val="0"/>
-        </w:rPr>
-        <w:t xml:space="preserve">Franco Quaremba</w:t>
-      </w:r>
-      <w:r>
-        <w:rPr>
-          <w:rtl w:val="0"/>
-        </w:rPr>
-        <w:t xml:space="preserve">. Esta parte del proyecto es fundamental para la simulación de circuitos y conexiones dentro del entorno virtual, permitiendo modelar el flujo de señales y la lógica necesaria para el correcto funcionamiento de los sistemas que se desean representar. La complejidad de estos cálculos y la precisión requerida hacen que este trabajo sea especialmente desafiante, pero el equipo ha avanzado con determinación y un enfoque meticuloso para garantizar resultados confiables y aplicables en el contexto del proyecto.</w:t>
-      </w:r>
-    </w:p>
-    <w:p>
-      <w:pPr>
-        <w:spacing w:after="240" w:before="240" w:lineRule="auto"/>
-        <w:rPr/>
-      </w:pPr>
-      <w:r>
-        <w:rPr>
-          <w:rtl w:val="0"/>
-        </w:rPr>
-        <w:t xml:space="preserve">Cabe destacar también la colaboración de </w:t>
-      </w:r>
-      <w:r>
-        <w:rPr>
-          <w:b w:val="1"/>
-          <w:rtl w:val="0"/>
-        </w:rPr>
-        <w:t xml:space="preserve">Rodrigo Acevedo</w:t>
-      </w:r>
-      <w:r>
-        <w:rPr>
-          <w:rtl w:val="0"/>
-        </w:rPr>
-        <w:t xml:space="preserve">, quien ha contribuido activamente no solo en los aspectos técnicos relacionados con el modelo 3D, sino también en la integración de diferentes componentes y en la coordinación de tareas para mejorar la coherencia general del proyecto. Su aporte ha sido esencial para mantener la cohesión del trabajo en equipo y asegurar que las distintas áreas del proyecto avancen en paralelo de manera armoniosa.</w:t>
-      </w:r>
-    </w:p>
-    <w:p>
-      <w:pPr>
-        <w:spacing w:after="240" w:before="240" w:lineRule="auto"/>
-        <w:rPr/>
-      </w:pPr>
-      <w:r>
-        <w:rPr>
-          <w:rtl w:val="0"/>
-        </w:rPr>
-        <w:t xml:space="preserve">Finalmente, en este período también iniciamos la colocación estratégica de teléfonos y cámaras a lo largo de toda la instalación virtual. Esta tarea es crucial para el diseño y la funcionalidad del entorno, ya que estos dispositivos permitirán monitorear y gestionar diferentes aspectos del sistema, además de servir como puntos de interacción para los usuarios. La planificación y ubicación de estos elementos se ha realizado con un enfoque en la cobertura óptima y la integración estética dentro del modelo 3D, buscando que la experiencia del usuario sea lo más realista y funcional posible.</w:t>
-      </w:r>
-    </w:p>
-    <w:p>
-      <w:pPr>
-        <w:spacing w:after="240" w:before="240" w:lineRule="auto"/>
-        <w:rPr/>
-      </w:pPr>
-      <w:r>
-        <w:rPr>
-          <w:rtl w:val="0"/>
-        </w:rPr>
-        <w:t xml:space="preserve">En resumen…. aunque el ritmo de entregas externas se vio afectado por compromisos académicos y personales, el equipo se mantuvo activo y enfocado en avanzar en aspectos clave del proyecto. El desarrollo del modelo 3D y el sistema de chat, la implementación de los cálculos de Redstone y la colocación de dispositivos interactivos representan progresos significativos que consolidan las bases para las siguientes etapas del trabajo. Continuamos comprometidos en superar las dificultades temporales y mantener la calidad y el compromiso que el proyecto merece.</w:t>
-      </w:r>
-    </w:p>
-    <w:p>
-      <w:pPr>
-        <w:spacing w:after="240" w:before="240" w:lineRule="auto"/>
-        <w:rPr/>
-      </w:pPr>
-      <w:r>
-        <w:rPr>
-          <w:rtl w:val="0"/>
-        </w:rPr>
-        <w:t xml:space="preserve">También el miembro </w:t>
-      </w:r>
-      <w:r>
-        <w:rPr>
-          <w:b w:val="1"/>
-          <w:rtl w:val="0"/>
-        </w:rPr>
-        <w:t xml:space="preserve">Adrián Hidalgo</w:t>
-      </w:r>
-      <w:r>
-        <w:rPr>
-          <w:rtl w:val="0"/>
-        </w:rPr>
-        <w:t xml:space="preserve"> cumple años hoy y bueno es un detalle mínimo, pero también destaca el esfuerzo que hizo por trabajar en este proyecto y las ganas que le metió en el modelo 3D en Minecraft.</w:t>
-      </w:r>
-    </w:p>
-    <w:p>
-      <w:pPr>
-        <w:pStyle w:val="Title"/>
+        </w:rPr>
+      </w:pPr>
+      <w:bookmarkStart w:colFirst="0" w:colLast="0" w:name="_heading=h.djrsya1xvupm" w:id="12"/>
+      <w:bookmarkEnd w:id="12"/>
+      <w:r>
         <w:rPr>
           <w:rFonts w:ascii="Caveat" w:cs="Caveat" w:eastAsia="Caveat" w:hAnsi="Caveat"/>
-        </w:rPr>
-      </w:pPr>
-      <w:bookmarkStart w:colFirst="0" w:colLast="0" w:name="_6ayvqtdo867i" w:id="11"/>
-      <w:bookmarkEnd w:id="11"/>
-      <w:r>
-        <w:rPr>
-          <w:rFonts w:ascii="Caveat" w:cs="Caveat" w:eastAsia="Caveat" w:hAnsi="Caveat"/>
-          <w:rtl w:val="0"/>
-        </w:rPr>
-        <w:t xml:space="preserve">17/10/25:</w:t>
-      </w:r>
-    </w:p>
-    <w:p>
-      <w:pPr>
-        <w:spacing w:after="240" w:before="240" w:lineRule="auto"/>
-        <w:rPr/>
-      </w:pPr>
-      <w:r>
-        <w:rPr>
-          <w:rtl w:val="0"/>
-        </w:rPr>
-        <w:t xml:space="preserve">En esta última etapa de trabajo logramos </w:t>
-      </w:r>
-      <w:r>
-        <w:rPr>
-          <w:b w:val="1"/>
-          <w:rtl w:val="0"/>
-        </w:rPr>
-        <w:t xml:space="preserve">finalizar tanto el modelo 3D como el modelo 2D</w:t>
-      </w:r>
-      <w:r>
-        <w:rPr>
-          <w:rtl w:val="0"/>
-        </w:rPr>
-        <w:t xml:space="preserve">, alcanzando un avance importante dentro del proyecto. Además, </w:t>
-      </w:r>
-      <w:r>
-        <w:rPr>
-          <w:b w:val="1"/>
-          <w:rtl w:val="0"/>
-        </w:rPr>
-        <w:t xml:space="preserve">iniciamos el desarrollo de la base de datos</w:t>
-      </w:r>
-      <w:r>
-        <w:rPr>
-          <w:rtl w:val="0"/>
-        </w:rPr>
-        <w:t xml:space="preserve">, tarea que está siendo llevada a cabo por </w:t>
-      </w:r>
-      <w:r>
-        <w:rPr>
-          <w:b w:val="1"/>
-          <w:rtl w:val="0"/>
-        </w:rPr>
-        <w:t xml:space="preserve">Adrián Hidalgo</w:t>
-      </w:r>
-      <w:r>
-        <w:rPr>
-          <w:rtl w:val="0"/>
-        </w:rPr>
-        <w:t xml:space="preserve">. Él también fue quien se encargó de capturar imágenes y tomar referencias del modelo 3D, con el fin de facilitar la representación del </w:t>
-      </w:r>
-      <w:r>
-        <w:rPr>
-          <w:b w:val="1"/>
-          <w:rtl w:val="0"/>
-        </w:rPr>
-        <w:t xml:space="preserve">modelo 2D</w:t>
-      </w:r>
-      <w:r>
-        <w:rPr>
-          <w:rtl w:val="0"/>
-        </w:rPr>
-        <w:t xml:space="preserve"> y poder mostrar de forma más detallada cómo se realizó la transición desde el entorno tridimensional hacia el plano bidimensional.</w:t>
-      </w:r>
-    </w:p>
-    <w:p>
-      <w:pPr>
-        <w:spacing w:after="240" w:before="240" w:lineRule="auto"/>
-        <w:rPr/>
-      </w:pPr>
-      <w:r>
-        <w:rPr>
-          <w:rtl w:val="0"/>
-        </w:rPr>
-        <w:t xml:space="preserve">Hasta el momento, Adrián se encuentra </w:t>
-      </w:r>
-      <w:r>
-        <w:rPr>
-          <w:b w:val="1"/>
-          <w:rtl w:val="0"/>
-        </w:rPr>
-        <w:t xml:space="preserve">comenzando con el diseño del diagrama de base de datos</w:t>
-      </w:r>
-      <w:r>
-        <w:rPr>
-          <w:rtl w:val="0"/>
-        </w:rPr>
-        <w:t xml:space="preserve">, donde se definirán las tablas, relaciones y estructuras necesarias para el funcionamiento del sistema. Es una etapa inicial, pero fundamental, ya que sentará las bases para la parte lógica y técnica del proyecto que se desarrollará más adelante.</w:t>
-      </w:r>
-    </w:p>
-    <w:p>
-      <w:pPr>
-        <w:spacing w:after="240" w:before="240" w:lineRule="auto"/>
-        <w:rPr/>
-      </w:pPr>
-      <w:r>
-        <w:rPr>
-          <w:rtl w:val="0"/>
-        </w:rPr>
-        <w:t xml:space="preserve">Por otro lado, </w:t>
-      </w:r>
-      <w:r>
-        <w:rPr>
-          <w:b w:val="1"/>
-          <w:rtl w:val="0"/>
-        </w:rPr>
-        <w:t xml:space="preserve">Lukas González</w:t>
-      </w:r>
-      <w:r>
-        <w:rPr>
-          <w:rtl w:val="0"/>
-        </w:rPr>
-        <w:t xml:space="preserve"> está a cargo del </w:t>
-      </w:r>
-      <w:r>
-        <w:rPr>
-          <w:b w:val="1"/>
-          <w:rtl w:val="0"/>
-        </w:rPr>
-        <w:t xml:space="preserve">desarrollo del backend</w:t>
-      </w:r>
-      <w:r>
-        <w:rPr>
-          <w:rtl w:val="0"/>
-        </w:rPr>
-        <w:t xml:space="preserve">, que será la parte encargada de la lógica interna y la conexión entre la base de datos y el sistema. Además, ha estado experimentando con el uso de </w:t>
-      </w:r>
-      <w:r>
-        <w:rPr>
-          <w:b w:val="1"/>
-          <w:rtl w:val="0"/>
-        </w:rPr>
-        <w:t xml:space="preserve">Packet Tracer</w:t>
-      </w:r>
-      <w:r>
-        <w:rPr>
-          <w:rtl w:val="0"/>
-        </w:rPr>
-        <w:t xml:space="preserve">, una herramienta muy útil para la simulación de redes, lo cual podría contribuir en la parte de comunicación entre los distintos módulos del proyecto o en el análisis del flujo de datos.</w:t>
-      </w:r>
-    </w:p>
-    <w:p>
-      <w:pPr>
-        <w:spacing w:after="240" w:before="240" w:lineRule="auto"/>
-        <w:rPr/>
-      </w:pPr>
-      <w:r>
-        <w:rPr>
-          <w:b w:val="1"/>
-          <w:rtl w:val="0"/>
-        </w:rPr>
-        <w:t xml:space="preserve">Quaremba</w:t>
-      </w:r>
-      <w:r>
-        <w:rPr>
-          <w:rtl w:val="0"/>
-        </w:rPr>
-        <w:t xml:space="preserve">, por su parte, finalizó los </w:t>
-      </w:r>
-      <w:r>
-        <w:rPr>
-          <w:b w:val="1"/>
-          <w:rtl w:val="0"/>
-        </w:rPr>
-        <w:t xml:space="preserve">cálculos de los materiales</w:t>
-      </w:r>
-      <w:r>
-        <w:rPr>
-          <w:rtl w:val="0"/>
-        </w:rPr>
-        <w:t xml:space="preserve"> utilizados en la creación del modelo 3D, trabajo que requirió tiempo y precisión para estimar correctamente las cantidades necesarias. Además, estuvo desarrollando el </w:t>
-      </w:r>
-      <w:r>
-        <w:rPr>
-          <w:b w:val="1"/>
-          <w:rtl w:val="0"/>
-        </w:rPr>
-        <w:t xml:space="preserve">modelo 2D a partir del modelo 3D</w:t>
-      </w:r>
-      <w:r>
-        <w:rPr>
-          <w:rtl w:val="0"/>
-        </w:rPr>
-        <w:t xml:space="preserve"> (aunque suene un poco extraño al decirlo así) pero como solemos bromear dentro del grupo, “es culpa de </w:t>
-      </w:r>
-      <w:r>
-        <w:rPr>
-          <w:b w:val="1"/>
-          <w:rtl w:val="0"/>
-        </w:rPr>
-        <w:t xml:space="preserve">Adrián Hidalgo</w:t>
-      </w:r>
-      <w:r>
-        <w:rPr>
-          <w:rtl w:val="0"/>
-        </w:rPr>
-        <w:t xml:space="preserve">, por ser el mejor arquitecto de Minecraft” ya que su construcción sirvió como base para el resto de las etapas.</w:t>
-      </w:r>
-    </w:p>
-    <w:p>
-      <w:pPr>
-        <w:spacing w:after="240" w:before="240" w:lineRule="auto"/>
-        <w:rPr/>
-      </w:pPr>
-      <w:r>
-        <w:rPr>
-          <w:b w:val="1"/>
-          <w:rtl w:val="0"/>
-        </w:rPr>
-        <w:t xml:space="preserve">Rodrigo Acevedo</w:t>
-      </w:r>
-      <w:r>
-        <w:rPr>
-          <w:rtl w:val="0"/>
-        </w:rPr>
-        <w:t xml:space="preserve"> colaboró activamente con Quaremba en la </w:t>
-      </w:r>
-      <w:r>
-        <w:rPr>
-          <w:b w:val="1"/>
-          <w:rtl w:val="0"/>
-        </w:rPr>
-        <w:t xml:space="preserve">realización del modelo 2D</w:t>
-      </w:r>
-      <w:r>
-        <w:rPr>
-          <w:rtl w:val="0"/>
-        </w:rPr>
-        <w:t xml:space="preserve">, aportando ideas, revisando proporciones y ayudando a ajustar detalles del diseño. Su participación fue importante para que el resultado final quedara más completo y coherente con el modelo original.</w:t>
-      </w:r>
-    </w:p>
-    <w:p>
-      <w:pPr>
-        <w:spacing w:after="240" w:before="240" w:lineRule="auto"/>
-        <w:rPr/>
-      </w:pPr>
-      <w:r>
-        <w:rPr>
-          <w:rtl w:val="0"/>
-        </w:rPr>
-        <w:t xml:space="preserve">Por último, </w:t>
-      </w:r>
-      <w:r>
-        <w:rPr>
-          <w:b w:val="1"/>
-          <w:rtl w:val="0"/>
-        </w:rPr>
-        <w:t xml:space="preserve">Raúl Martínez</w:t>
-      </w:r>
-      <w:r>
-        <w:rPr>
-          <w:rtl w:val="0"/>
-        </w:rPr>
-        <w:t xml:space="preserve"> en los últimos días </w:t>
-      </w:r>
-      <w:r>
-        <w:rPr>
-          <w:b w:val="1"/>
-          <w:rtl w:val="0"/>
-        </w:rPr>
-        <w:t xml:space="preserve">no ha presentado actividad colaborativa</w:t>
-      </w:r>
-      <w:r>
-        <w:rPr>
-          <w:rtl w:val="0"/>
-        </w:rPr>
-        <w:t xml:space="preserve">, lo cual consideramos preocupante, ya que su falta de participación podría perjudicar el ritmo de trabajo del grupo. Esperamos que en los próximos días pueda retomar sus tareas y sumarse nuevamente al desarrollo del proyecto.</w:t>
+          <w:rtl w:val="0"/>
+        </w:rPr>
+        <w:t xml:space="preserve">17/11/25:</w:t>
+      </w:r>
+    </w:p>
+    <w:p>
+      <w:pPr>
+        <w:spacing w:line="276" w:lineRule="auto"/>
+        <w:rPr/>
+      </w:pPr>
+      <w:r>
+        <w:rPr>
+          <w:rtl w:val="0"/>
+        </w:rPr>
+        <w:t xml:space="preserve">Para el traspaso del mes anterior cambiamos, agregamos o modificamos muchas cosas, para empezar lukas siguió trabajando con el BackEnd dejándolo casi terminado con la base de datos, debido a que raúl estaba encargado del FrontEnd no se pudo desarrollar casi nada de este más allá de la página principal de inicio de sesión o registrarse y algo simple del CSS, por el lado del cisco packet tracer debido a que este no cargaba bien en las computadoras de la escuela Franco tuvo que terminar los agregados en la compu de su casa lo que después de 5 días logró, dejando que él y rodrigo acevedo coloquen las IPS adrian hidalgo desarrolló por completo el CPM, agregando varias actividades que aún faltaban en la línea temporal, entre otros trabajos que se fueron realizando:</w:t>
+      </w:r>
+    </w:p>
+    <w:p>
+      <w:pPr>
+        <w:numPr>
+          <w:ilvl w:val="0"/>
+          <w:numId w:val="1"/>
+        </w:numPr>
+        <w:spacing w:line="276" w:lineRule="auto"/>
+        <w:ind w:left="720" w:hanging="360"/>
+      </w:pPr>
+      <w:r>
+        <w:rPr>
+          <w:rtl w:val="0"/>
+        </w:rPr>
+        <w:t xml:space="preserve">se organizó el drive</w:t>
+      </w:r>
+    </w:p>
+    <w:p>
+      <w:pPr>
+        <w:numPr>
+          <w:ilvl w:val="0"/>
+          <w:numId w:val="1"/>
+        </w:numPr>
+        <w:spacing w:line="276" w:lineRule="auto"/>
+        <w:ind w:left="720" w:hanging="360"/>
+      </w:pPr>
+      <w:r>
+        <w:rPr>
+          <w:rtl w:val="0"/>
+        </w:rPr>
+        <w:t xml:space="preserve">se tuvo una entrevista con el profesor olaso</w:t>
+      </w:r>
+    </w:p>
+    <w:p>
+      <w:pPr>
+        <w:numPr>
+          <w:ilvl w:val="0"/>
+          <w:numId w:val="1"/>
+        </w:numPr>
+        <w:spacing w:line="276" w:lineRule="auto"/>
+        <w:ind w:left="720" w:hanging="360"/>
+      </w:pPr>
+      <w:r>
+        <w:rPr>
+          <w:rtl w:val="0"/>
+        </w:rPr>
+        <w:t xml:space="preserve">se actualizaron las IPS erróneas</w:t>
+      </w:r>
+    </w:p>
+    <w:p>
+      <w:pPr>
+        <w:numPr>
+          <w:ilvl w:val="0"/>
+          <w:numId w:val="1"/>
+        </w:numPr>
+        <w:spacing w:line="276" w:lineRule="auto"/>
+        <w:ind w:left="720" w:hanging="360"/>
+      </w:pPr>
+      <w:r>
+        <w:rPr>
+          <w:rtl w:val="0"/>
+        </w:rPr>
+        <w:t xml:space="preserve">Se terminó el Diagrama Burn Dawn</w:t>
+      </w:r>
+    </w:p>
+    <w:p>
+      <w:pPr>
+        <w:numPr>
+          <w:ilvl w:val="0"/>
+          <w:numId w:val="1"/>
+        </w:numPr>
+        <w:spacing w:line="276" w:lineRule="auto"/>
+        <w:ind w:left="720" w:hanging="360"/>
+      </w:pPr>
+      <w:r>
+        <w:rPr>
+          <w:rtl w:val="0"/>
+        </w:rPr>
+        <w:t xml:space="preserve">Base de datos UML</w:t>
+      </w:r>
+    </w:p>
+    <w:p>
+      <w:pPr>
+        <w:numPr>
+          <w:ilvl w:val="0"/>
+          <w:numId w:val="1"/>
+        </w:numPr>
+        <w:spacing w:line="276" w:lineRule="auto"/>
+        <w:ind w:left="720" w:hanging="360"/>
+      </w:pPr>
+      <w:r>
+        <w:rPr>
+          <w:rtl w:val="0"/>
+        </w:rPr>
+        <w:t xml:space="preserve">Diagrama de base de datos</w:t>
+      </w:r>
+    </w:p>
+    <w:p>
+      <w:pPr>
+        <w:numPr>
+          <w:ilvl w:val="0"/>
+          <w:numId w:val="1"/>
+        </w:numPr>
+        <w:spacing w:line="276" w:lineRule="auto"/>
+        <w:ind w:left="720" w:hanging="360"/>
+      </w:pPr>
+      <w:r>
+        <w:rPr>
+          <w:rtl w:val="0"/>
+        </w:rPr>
+        <w:t xml:space="preserve">Clases UML</w:t>
+      </w:r>
+    </w:p>
+    <w:p>
+      <w:pPr>
+        <w:numPr>
+          <w:ilvl w:val="0"/>
+          <w:numId w:val="1"/>
+        </w:numPr>
+        <w:spacing w:line="276" w:lineRule="auto"/>
+        <w:ind w:left="720" w:hanging="360"/>
+      </w:pPr>
+      <w:r>
+        <w:rPr>
+          <w:rtl w:val="0"/>
+        </w:rPr>
+        <w:t xml:space="preserve">Caso de Uso</w:t>
+      </w:r>
+    </w:p>
+    <w:p>
+      <w:pPr>
+        <w:numPr>
+          <w:ilvl w:val="0"/>
+          <w:numId w:val="1"/>
+        </w:numPr>
+        <w:spacing w:line="276" w:lineRule="auto"/>
+        <w:ind w:left="720" w:hanging="360"/>
+      </w:pPr>
+      <w:r>
+        <w:rPr>
+          <w:rtl w:val="0"/>
+        </w:rPr>
+        <w:t xml:space="preserve">Diagrama de Flujo de datos</w:t>
+      </w:r>
+    </w:p>
+    <w:p>
+      <w:pPr>
+        <w:spacing w:line="276" w:lineRule="auto"/>
+        <w:rPr/>
+      </w:pPr>
+      <w:r>
+        <w:rPr>
+          <w:rtl w:val="0"/>
+        </w:rPr>
+        <w:t xml:space="preserve">el dia de hoy se estará desarrollando la tesina, también se asignan las IPS a las computadoras del cisco packet tracer, debido a que son muchas PCS se intentara hacer por dos computadoras a la vez y de no ser posible se turnaran dos miembros para hacer habitacion cada uno e intercambiar para descansar.</w:t>
+      </w:r>
+    </w:p>
+    <w:p>
+      <w:pPr>
+        <w:spacing w:line="276" w:lineRule="auto"/>
+        <w:rPr/>
+      </w:pPr>
+      <w:r>
+        <w:rPr>
+          <w:rtl w:val="0"/>
+        </w:rPr>
+        <w:t xml:space="preserve">otra cosa es que se empezara a hacer el manual de uso</w:t>
+      </w:r>
+      <w:r>
+        <w:rPr>
+          <w:rtl w:val="0"/>
+        </w:rPr>
       </w:r>
     </w:p>
     <w:p>
@@ -2276,8 +2495,121 @@
       </w:rPr>
     </w:lvl>
   </w:abstractNum>
+  <w:abstractNum w:abstractNumId="2">
+    <w:lvl w:ilvl="0">
+      <w:start w:val="1"/>
+      <w:numFmt w:val="bullet"/>
+      <w:lvlText w:val="-"/>
+      <w:lvlJc w:val="left"/>
+      <w:pPr>
+        <w:ind w:left="720" w:hanging="360"/>
+      </w:pPr>
+      <w:rPr>
+        <w:u w:val="none"/>
+      </w:rPr>
+    </w:lvl>
+    <w:lvl w:ilvl="1">
+      <w:start w:val="1"/>
+      <w:numFmt w:val="bullet"/>
+      <w:lvlText w:val="-"/>
+      <w:lvlJc w:val="left"/>
+      <w:pPr>
+        <w:ind w:left="1440" w:hanging="360"/>
+      </w:pPr>
+      <w:rPr>
+        <w:u w:val="none"/>
+      </w:rPr>
+    </w:lvl>
+    <w:lvl w:ilvl="2">
+      <w:start w:val="1"/>
+      <w:numFmt w:val="bullet"/>
+      <w:lvlText w:val="-"/>
+      <w:lvlJc w:val="left"/>
+      <w:pPr>
+        <w:ind w:left="2160" w:hanging="360"/>
+      </w:pPr>
+      <w:rPr>
+        <w:u w:val="none"/>
+      </w:rPr>
+    </w:lvl>
+    <w:lvl w:ilvl="3">
+      <w:start w:val="1"/>
+      <w:numFmt w:val="bullet"/>
+      <w:lvlText w:val="-"/>
+      <w:lvlJc w:val="left"/>
+      <w:pPr>
+        <w:ind w:left="2880" w:hanging="360"/>
+      </w:pPr>
+      <w:rPr>
+        <w:u w:val="none"/>
+      </w:rPr>
+    </w:lvl>
+    <w:lvl w:ilvl="4">
+      <w:start w:val="1"/>
+      <w:numFmt w:val="bullet"/>
+      <w:lvlText w:val="-"/>
+      <w:lvlJc w:val="left"/>
+      <w:pPr>
+        <w:ind w:left="3600" w:hanging="360"/>
+      </w:pPr>
+      <w:rPr>
+        <w:u w:val="none"/>
+      </w:rPr>
+    </w:lvl>
+    <w:lvl w:ilvl="5">
+      <w:start w:val="1"/>
+      <w:numFmt w:val="bullet"/>
+      <w:lvlText w:val="-"/>
+      <w:lvlJc w:val="left"/>
+      <w:pPr>
+        <w:ind w:left="4320" w:hanging="360"/>
+      </w:pPr>
+      <w:rPr>
+        <w:u w:val="none"/>
+      </w:rPr>
+    </w:lvl>
+    <w:lvl w:ilvl="6">
+      <w:start w:val="1"/>
+      <w:numFmt w:val="bullet"/>
+      <w:lvlText w:val="-"/>
+      <w:lvlJc w:val="left"/>
+      <w:pPr>
+        <w:ind w:left="5040" w:hanging="360"/>
+      </w:pPr>
+      <w:rPr>
+        <w:u w:val="none"/>
+      </w:rPr>
+    </w:lvl>
+    <w:lvl w:ilvl="7">
+      <w:start w:val="1"/>
+      <w:numFmt w:val="bullet"/>
+      <w:lvlText w:val="-"/>
+      <w:lvlJc w:val="left"/>
+      <w:pPr>
+        <w:ind w:left="5760" w:hanging="360"/>
+      </w:pPr>
+      <w:rPr>
+        <w:u w:val="none"/>
+      </w:rPr>
+    </w:lvl>
+    <w:lvl w:ilvl="8">
+      <w:start w:val="1"/>
+      <w:numFmt w:val="bullet"/>
+      <w:lvlText w:val="-"/>
+      <w:lvlJc w:val="left"/>
+      <w:pPr>
+        <w:ind w:left="6480" w:hanging="360"/>
+      </w:pPr>
+      <w:rPr>
+        <w:u w:val="none"/>
+      </w:rPr>
+    </w:lvl>
+  </w:abstractNum>
   <w:num w:numId="1">
     <w:abstractNumId w:val="1"/>
+  </w:num>
+  <w:num w:numId="2">
+    <w:abstractNumId w:val="2"/>
   </w:num>
 </w:numbering>
 </file>
@@ -2340,6 +2672,7 @@
     </w:pPr>
     <w:rPr>
       <w:b w:val="0"/>
+      <w:bCs w:val="0"/>
       <w:sz w:val="32"/>
       <w:szCs w:val="32"/>
     </w:rPr>
@@ -2356,6 +2689,7 @@
     </w:pPr>
     <w:rPr>
       <w:b w:val="0"/>
+      <w:bCs w:val="0"/>
       <w:color w:val="434343"/>
       <w:sz w:val="28"/>
       <w:szCs w:val="28"/>
@@ -2405,6 +2739,7 @@
     </w:pPr>
     <w:rPr>
       <w:i w:val="1"/>
+      <w:iCs w:val="1"/>
       <w:color w:val="666666"/>
       <w:sz w:val="22"/>
       <w:szCs w:val="22"/>
@@ -2422,9 +2757,24 @@
     </w:pPr>
     <w:rPr>
       <w:b w:val="1"/>
+      <w:bCs w:val="1"/>
       <w:sz w:val="46"/>
       <w:szCs w:val="46"/>
     </w:rPr>
+  </w:style>
+  <w:style w:type="table" w:styleId="TableNormal" w:default="1">
+    <w:name w:val="TableNormal"/>
+    <w:tblPr>
+      <w:tblCellMar>
+        <w:top w:w="100.0" w:type="dxa"/>
+        <w:left w:w="100.0" w:type="dxa"/>
+        <w:bottom w:w="100.0" w:type="dxa"/>
+        <w:right w:w="100.0" w:type="dxa"/>
+      </w:tblCellMar>
+    </w:tblPr>
+  </w:style>
+  <w:style w:type="paragraph" w:styleId="Normal" w:default="1">
+    <w:name w:val="normal"/>
   </w:style>
   <w:style w:type="paragraph" w:styleId="Subtitle">
     <w:name w:val="Subtitle"/>
@@ -2439,6 +2789,7 @@
     <w:rPr>
       <w:rFonts w:ascii="Arial" w:cs="Arial" w:eastAsia="Arial" w:hAnsi="Arial"/>
       <w:i w:val="0"/>
+      <w:iCs w:val="0"/>
       <w:color w:val="666666"/>
       <w:sz w:val="30"/>
       <w:szCs w:val="30"/>
@@ -2765,4 +3116,19 @@
   </a:objectDefaults>
   <a:extraClrSchemeLst/>
 </a:theme>
+</file>
+
+<file path=customXML/item1.xml><?xml version="1.0" encoding="utf-8"?>
+<go:gDocsCustomXmlDataStorage xmlns:go="http://customooxmlschemas.google.com/" xmlns:r="http://schemas.openxmlformats.org/officeDocument/2006/relationships" uri="GoogleDocsCustomDataVersion2">
+  <go:docsCustomData xmlns:go="http://customooxmlschemas.google.com/" roundtripDataSignature="AMtx7mhhTQwO02EWsttqvbnAYj4ngdAjKw==">CgMxLjAyDmguamN5M3F6eDg2bzNyMg5oLnFrbzVseWx0bzJ3OTIOaC5neDFvc3h4aHlyaGcyDWguZ256MjdhbHI0YzEyDWgueGtmaDdkdmQ3czIyDmguMTd0ZzhpNGswYWxkMg5oLmFoaWR4ZjVpMm91MDINaC5mMzJsOTdlc2ZrdjIOaC5tZXZocTJyaTZwazQyDmgudDNmdnBqMW8xODI5Mg5oLnNrdWd6OHN2cGp2ajIOaC42YXl2cXRkbzg2N2kyDmguZGpyc3lhMXh2dXBtOAByITFsQ1k5RVZMbjVTT2xoTkZTeFlMWDltM09qMWotUzdZWQ==</go:docsCustomData>
+</go:gDocsCustomXmlDataStorage>
+</file>
+
+<file path=customXML/itemProps1.xml><?xml version="1.0" encoding="utf-8"?>
+<ds:datastoreItem xmlns:ds="http://schemas.openxmlformats.org/officeDocument/2006/customXml" ds:itemID="{11111111-1234-1234-1234-123412341234}">
+  <ds:schemaRefs>
+    <ds:schemaRef ds:uri="http://schemas.openxmlformats.org/officeDocument/2006/relationships"/>
+    <ds:schemaRef ds:uri="http://customooxmlschemas.google.com/"/>
+  </ds:schemaRefs>
+</ds:datastoreItem>
 </file>